--- a/docs/original/Javaコーディング規約.docx
+++ b/docs/original/Javaコーディング規約.docx
@@ -1,6 +1,6 @@
 
 <file path=word/document.xml><?xml version="1.0" encoding="utf-8"?>
-<w:document xmlns:wpc="http://schemas.microsoft.com/office/word/2010/wordprocessingCanvas" xmlns:cx="http://schemas.microsoft.com/office/drawing/2014/chartex" xmlns:cx1="http://schemas.microsoft.com/office/drawing/2015/9/8/chartex" xmlns:cx2="http://schemas.microsoft.com/office/drawing/2015/10/21/chartex" xmlns:cx3="http://schemas.microsoft.com/office/drawing/2016/5/9/chartex" xmlns:cx4="http://schemas.microsoft.com/office/drawing/2016/5/10/chartex" xmlns:cx5="http://schemas.microsoft.com/office/drawing/2016/5/11/chartex" xmlns:cx6="http://schemas.microsoft.com/office/drawing/2016/5/12/chartex" xmlns:cx7="http://schemas.microsoft.com/office/drawing/2016/5/13/chartex" xmlns:cx8="http://schemas.microsoft.com/office/drawing/2016/5/14/chartex" xmlns:mc="http://schemas.openxmlformats.org/markup-compatibility/2006" xmlns:aink="http://schemas.microsoft.com/office/drawing/2016/ink" xmlns:am3d="http://schemas.microsoft.com/office/drawing/2017/model3d" xmlns:o="urn:schemas-microsoft-com:office:office" xmlns:oel="http://schemas.microsoft.com/office/2019/extlst" xmlns:r="http://schemas.openxmlformats.org/officeDocument/2006/relationships" xmlns:m="http://schemas.openxmlformats.org/officeDocument/2006/math" xmlns:v="urn:schemas-microsoft-com:vml" xmlns:wp14="http://schemas.microsoft.com/office/word/2010/wordprocessingDrawing" xmlns:wp="http://schemas.openxmlformats.org/drawingml/2006/wordprocessingDrawing" xmlns:w10="urn:schemas-microsoft-com:office:word" xmlns:w="http://schemas.openxmlformats.org/wordprocessingml/2006/main" xmlns:w14="http://schemas.microsoft.com/office/word/2010/wordml" xmlns:w15="http://schemas.microsoft.com/office/word/2012/wordml" xmlns:w16cex="http://schemas.microsoft.com/office/word/2018/wordml/cex" xmlns:w16cid="http://schemas.microsoft.com/office/word/2016/wordml/cid" xmlns:w16="http://schemas.microsoft.com/office/word/2018/wordml" xmlns:w16sdtdh="http://schemas.microsoft.com/office/word/2020/wordml/sdtdatahash" xmlns:w16se="http://schemas.microsoft.com/office/word/2015/wordml/symex" xmlns:wpg="http://schemas.microsoft.com/office/word/2010/wordprocessingGroup" xmlns:wpi="http://schemas.microsoft.com/office/word/2010/wordprocessingInk" xmlns:wne="http://schemas.microsoft.com/office/word/2006/wordml" xmlns:wps="http://schemas.microsoft.com/office/word/2010/wordprocessingShape" mc:Ignorable="w14 w15 w16se w16cid w16 w16cex w16sdtdh wp14">
+<w:document xmlns:wpc="http://schemas.microsoft.com/office/word/2010/wordprocessingCanvas" xmlns:cx="http://schemas.microsoft.com/office/drawing/2014/chartex" xmlns:cx1="http://schemas.microsoft.com/office/drawing/2015/9/8/chartex" xmlns:cx2="http://schemas.microsoft.com/office/drawing/2015/10/21/chartex" xmlns:cx3="http://schemas.microsoft.com/office/drawing/2016/5/9/chartex" xmlns:cx4="http://schemas.microsoft.com/office/drawing/2016/5/10/chartex" xmlns:cx5="http://schemas.microsoft.com/office/drawing/2016/5/11/chartex" xmlns:cx6="http://schemas.microsoft.com/office/drawing/2016/5/12/chartex" xmlns:cx7="http://schemas.microsoft.com/office/drawing/2016/5/13/chartex" xmlns:cx8="http://schemas.microsoft.com/office/drawing/2016/5/14/chartex" xmlns:mc="http://schemas.openxmlformats.org/markup-compatibility/2006" xmlns:aink="http://schemas.microsoft.com/office/drawing/2016/ink" xmlns:am3d="http://schemas.microsoft.com/office/drawing/2017/model3d" xmlns:o="urn:schemas-microsoft-com:office:office" xmlns:oel="http://schemas.microsoft.com/office/2019/extlst" xmlns:r="http://schemas.openxmlformats.org/officeDocument/2006/relationships" xmlns:m="http://schemas.openxmlformats.org/officeDocument/2006/math" xmlns:v="urn:schemas-microsoft-com:vml" xmlns:wp14="http://schemas.microsoft.com/office/word/2010/wordprocessingDrawing" xmlns:wp="http://schemas.openxmlformats.org/drawingml/2006/wordprocessingDrawing" xmlns:w10="urn:schemas-microsoft-com:office:word" xmlns:w="http://schemas.openxmlformats.org/wordprocessingml/2006/main" xmlns:w14="http://schemas.microsoft.com/office/word/2010/wordml" xmlns:w15="http://schemas.microsoft.com/office/word/2012/wordml" xmlns:w16cex="http://schemas.microsoft.com/office/word/2018/wordml/cex" xmlns:w16cid="http://schemas.microsoft.com/office/word/2016/wordml/cid" xmlns:w16="http://schemas.microsoft.com/office/word/2018/wordml" xmlns:w16du="http://schemas.microsoft.com/office/word/2023/wordml/word16du" xmlns:w16sdtdh="http://schemas.microsoft.com/office/word/2020/wordml/sdtdatahash" xmlns:w16sdtfl="http://schemas.microsoft.com/office/word/2024/wordml/sdtformatlock" xmlns:w16se="http://schemas.microsoft.com/office/word/2015/wordml/symex" xmlns:wpg="http://schemas.microsoft.com/office/word/2010/wordprocessingGroup" xmlns:wpi="http://schemas.microsoft.com/office/word/2010/wordprocessingInk" xmlns:wne="http://schemas.microsoft.com/office/word/2006/wordml" xmlns:wps="http://schemas.microsoft.com/office/word/2010/wordprocessingShape" mc:Ignorable="w14 w15 w16se w16cid w16 w16cex w16sdtdh w16sdtfl w16du wp14">
   <w:body>
     <w:p>
       <w:pPr>
@@ -572,7 +572,19 @@
         <w:rPr>
           <w:rFonts w:hint="eastAsia"/>
         </w:rPr>
-        <w:t>0.1</w:t>
+        <w:t>1</w:t>
+      </w:r>
+      <w:r>
+        <w:rPr>
+          <w:rFonts w:hint="eastAsia"/>
+        </w:rPr>
+        <w:t>.</w:t>
+      </w:r>
+      <w:r>
+        <w:rPr>
+          <w:rFonts w:hint="eastAsia"/>
+        </w:rPr>
+        <w:t>0</w:t>
       </w:r>
       <w:r>
         <w:rPr>
@@ -711,7 +723,6 @@
               <w:calendar w:val="gregorian"/>
             </w:date>
           </w:sdtPr>
-          <w:sdtEndPr/>
           <w:sdtContent>
             <w:tc>
               <w:tcPr>
@@ -783,7 +794,6 @@
               <w:calendar w:val="gregorian"/>
             </w:date>
           </w:sdtPr>
-          <w:sdtEndPr/>
           <w:sdtContent>
             <w:tc>
               <w:tcPr>
@@ -1114,7 +1124,13 @@
               <w:rPr>
                 <w:rFonts w:ascii="メイリオ" w:eastAsia="メイリオ" w:hAnsi="メイリオ" w:hint="eastAsia"/>
               </w:rPr>
-              <w:t>ドラフト作成</w:t>
+              <w:t>初版</w:t>
+            </w:r>
+            <w:r>
+              <w:rPr>
+                <w:rFonts w:ascii="メイリオ" w:eastAsia="メイリオ" w:hAnsi="メイリオ" w:hint="eastAsia"/>
+              </w:rPr>
+              <w:t>作成</w:t>
             </w:r>
           </w:p>
         </w:tc>
@@ -2074,9 +2090,6 @@
     <w:p>
       <w:pPr>
         <w:ind w:left="100" w:right="100"/>
-        <w:rPr>
-          <w:rFonts w:hint="eastAsia"/>
-        </w:rPr>
       </w:pPr>
     </w:p>
     <w:p>
@@ -2247,9 +2260,6 @@
     <w:p>
       <w:pPr>
         <w:ind w:left="100" w:right="100"/>
-        <w:rPr>
-          <w:rFonts w:hint="eastAsia"/>
-        </w:rPr>
       </w:pPr>
     </w:p>
     <w:p>
@@ -2687,9 +2697,6 @@
     <w:p>
       <w:pPr>
         <w:ind w:left="100" w:right="100"/>
-        <w:rPr>
-          <w:rFonts w:hint="eastAsia"/>
-        </w:rPr>
       </w:pPr>
     </w:p>
     <w:p>
@@ -3169,9 +3176,6 @@
     <w:p>
       <w:pPr>
         <w:ind w:left="100" w:right="100"/>
-        <w:rPr>
-          <w:rFonts w:hint="eastAsia"/>
-        </w:rPr>
       </w:pPr>
     </w:p>
     <w:p>
@@ -4754,9 +4758,6 @@
     <w:p>
       <w:pPr>
         <w:ind w:left="100" w:right="100"/>
-        <w:rPr>
-          <w:rFonts w:hint="eastAsia"/>
-        </w:rPr>
       </w:pPr>
     </w:p>
     <w:p>
@@ -6510,9 +6511,6 @@
     <w:p>
       <w:pPr>
         <w:ind w:left="100" w:right="100"/>
-        <w:rPr>
-          <w:rFonts w:hint="eastAsia"/>
-        </w:rPr>
       </w:pPr>
     </w:p>
     <w:p>
@@ -40538,9 +40536,6 @@
     <w:p>
       <w:pPr>
         <w:ind w:left="100" w:right="100"/>
-        <w:rPr>
-          <w:rFonts w:hint="eastAsia"/>
-        </w:rPr>
       </w:pPr>
       <w:r>
         <w:rPr>
@@ -40693,9 +40688,6 @@
     <w:p>
       <w:pPr>
         <w:ind w:left="100" w:right="100"/>
-        <w:rPr>
-          <w:rFonts w:hint="eastAsia"/>
-        </w:rPr>
       </w:pPr>
       <w:r>
         <w:rPr>
@@ -40933,9 +40925,6 @@
     <w:p>
       <w:pPr>
         <w:ind w:left="100" w:right="100"/>
-        <w:rPr>
-          <w:rFonts w:hint="eastAsia"/>
-        </w:rPr>
       </w:pPr>
     </w:p>
     <w:p>
@@ -41025,9 +41014,6 @@
     <w:p>
       <w:pPr>
         <w:ind w:left="100" w:right="100"/>
-        <w:rPr>
-          <w:rFonts w:hint="eastAsia"/>
-        </w:rPr>
       </w:pPr>
       <w:r>
         <w:rPr>
@@ -41409,9 +41395,6 @@
         <w:widowControl/>
         <w:snapToGrid/>
         <w:ind w:leftChars="0" w:left="0" w:rightChars="0" w:right="0"/>
-        <w:rPr>
-          <w:rFonts w:hint="eastAsia"/>
-        </w:rPr>
       </w:pPr>
       <w:r>
         <w:br w:type="page"/>
@@ -41513,9 +41496,6 @@
     <w:p>
       <w:pPr>
         <w:ind w:left="100" w:right="100"/>
-        <w:rPr>
-          <w:rFonts w:hint="eastAsia"/>
-        </w:rPr>
       </w:pPr>
       <w:r>
         <w:rPr>
@@ -42274,9 +42254,6 @@
         <w:widowControl/>
         <w:snapToGrid/>
         <w:ind w:leftChars="0" w:left="0" w:rightChars="0" w:right="0"/>
-        <w:rPr>
-          <w:rFonts w:hint="eastAsia"/>
-        </w:rPr>
       </w:pPr>
       <w:r>
         <w:br w:type="page"/>
@@ -42327,9 +42304,6 @@
     <w:p>
       <w:pPr>
         <w:ind w:left="100" w:right="100"/>
-        <w:rPr>
-          <w:rFonts w:hint="eastAsia"/>
-        </w:rPr>
       </w:pPr>
     </w:p>
     <w:p>
@@ -42762,9 +42736,6 @@
     <w:p>
       <w:pPr>
         <w:ind w:left="100" w:right="100"/>
-        <w:rPr>
-          <w:rFonts w:hint="eastAsia"/>
-        </w:rPr>
       </w:pPr>
       <w:r>
         <w:rPr>
@@ -43432,9 +43403,6 @@
     <w:p>
       <w:pPr>
         <w:ind w:left="100" w:right="100"/>
-        <w:rPr>
-          <w:rFonts w:hint="eastAsia"/>
-        </w:rPr>
       </w:pPr>
     </w:p>
     <w:p>
@@ -43499,9 +43467,6 @@
     <w:p>
       <w:pPr>
         <w:ind w:left="100" w:right="100"/>
-        <w:rPr>
-          <w:rFonts w:hint="eastAsia"/>
-        </w:rPr>
       </w:pPr>
       <w:r>
         <w:rPr>
@@ -43956,9 +43921,6 @@
         <w:widowControl/>
         <w:snapToGrid/>
         <w:ind w:leftChars="0" w:left="0" w:rightChars="0" w:right="0"/>
-        <w:rPr>
-          <w:rFonts w:hint="eastAsia"/>
-        </w:rPr>
       </w:pPr>
       <w:r>
         <w:br w:type="page"/>
@@ -43967,9 +43929,6 @@
     <w:p>
       <w:pPr>
         <w:ind w:left="100" w:right="100"/>
-        <w:rPr>
-          <w:rFonts w:hint="eastAsia"/>
-        </w:rPr>
       </w:pPr>
       <w:r>
         <w:rPr>
@@ -44047,9 +44006,6 @@
     <w:p>
       <w:pPr>
         <w:ind w:left="100" w:right="100"/>
-        <w:rPr>
-          <w:rFonts w:hint="eastAsia"/>
-        </w:rPr>
       </w:pPr>
       <w:r>
         <w:rPr>
@@ -44072,13 +44028,7 @@
         <w:rPr>
           <w:rFonts w:hint="eastAsia"/>
         </w:rPr>
-        <w:t>を使用したコード例の方が、どのような処理を積み重ねて結果を得ているのかが分かりやす</w:t>
-      </w:r>
-      <w:r>
-        <w:rPr>
-          <w:rFonts w:hint="eastAsia"/>
-        </w:rPr>
-        <w:t>くなります。</w:t>
+        <w:t>を使用したコード例の方が、どのような処理を積み重ねて結果を得ているのかが分かりやすくなります。</w:t>
       </w:r>
     </w:p>
     <w:p>
@@ -45071,9 +45021,6 @@
     <w:p>
       <w:pPr>
         <w:ind w:left="100" w:right="100"/>
-        <w:rPr>
-          <w:rFonts w:hint="eastAsia"/>
-        </w:rPr>
       </w:pPr>
     </w:p>
     <w:p>
@@ -45264,9 +45211,6 @@
     <w:p>
       <w:pPr>
         <w:ind w:left="100" w:right="100"/>
-        <w:rPr>
-          <w:rFonts w:hint="eastAsia"/>
-        </w:rPr>
       </w:pPr>
       <w:r>
         <w:rPr>
@@ -45336,13 +45280,7 @@
         <w:rPr>
           <w:rFonts w:hint="eastAsia"/>
         </w:rPr>
-        <w:t>文を</w:t>
-      </w:r>
-      <w:r>
-        <w:rPr>
-          <w:rFonts w:hint="eastAsia"/>
-        </w:rPr>
-        <w:t>活用してください。</w:t>
+        <w:t>文を活用してください。</w:t>
       </w:r>
     </w:p>
     <w:p>
@@ -46797,9 +46735,6 @@
     <w:p>
       <w:pPr>
         <w:ind w:leftChars="0" w:left="0" w:right="100"/>
-        <w:rPr>
-          <w:rFonts w:hint="eastAsia"/>
-        </w:rPr>
       </w:pPr>
     </w:p>
     <w:p>
@@ -47075,9 +47010,6 @@
     <w:p>
       <w:pPr>
         <w:ind w:left="100" w:right="100"/>
-        <w:rPr>
-          <w:rFonts w:hint="eastAsia"/>
-        </w:rPr>
       </w:pPr>
       <w:r>
         <w:rPr>
@@ -47106,9 +47038,6 @@
     <w:p>
       <w:pPr>
         <w:ind w:leftChars="0" w:left="0" w:right="100"/>
-        <w:rPr>
-          <w:rFonts w:hint="eastAsia"/>
-        </w:rPr>
       </w:pPr>
     </w:p>
     <w:p>
@@ -47121,7 +47050,7 @@
           <w:noProof/>
         </w:rPr>
         <w:drawing>
-          <wp:inline distT="0" distB="0" distL="0" distR="0" wp14:anchorId="5AA1A7D8" wp14:editId="0147EE9A">
+          <wp:inline distT="0" distB="0" distL="0" distR="0" wp14:anchorId="5AA1A7D8" wp14:editId="35221D05">
             <wp:extent cx="3927240" cy="2309400"/>
             <wp:effectExtent l="0" t="0" r="0" b="0"/>
             <wp:docPr id="158928007" name="図 1"/>
@@ -47831,9 +47760,6 @@
     <w:p>
       <w:pPr>
         <w:ind w:leftChars="0" w:left="0" w:right="100"/>
-        <w:rPr>
-          <w:rFonts w:hint="eastAsia"/>
-        </w:rPr>
       </w:pPr>
     </w:p>
     <w:p>
@@ -50309,9 +50235,6 @@
         <w:widowControl/>
         <w:snapToGrid/>
         <w:ind w:leftChars="0" w:left="0" w:rightChars="0" w:right="0"/>
-        <w:rPr>
-          <w:rFonts w:hint="eastAsia"/>
-        </w:rPr>
       </w:pPr>
       <w:r>
         <w:br w:type="page"/>
@@ -50840,7 +50763,6 @@
         <w:pStyle w:val="Compact"/>
         <w:ind w:right="100"/>
         <w:rPr>
-          <w:rFonts w:hint="eastAsia"/>
           <w:sz w:val="20"/>
           <w:szCs w:val="20"/>
           <w:lang w:eastAsia="ja-JP"/>
@@ -51009,7 +50931,6 @@
         <w:snapToGrid/>
         <w:ind w:leftChars="0" w:left="0" w:rightChars="0" w:right="0"/>
         <w:rPr>
-          <w:rFonts w:hint="eastAsia"/>
           <w:szCs w:val="20"/>
         </w:rPr>
       </w:pPr>
@@ -51229,7 +51150,6 @@
       <w:pPr>
         <w:ind w:leftChars="0" w:left="0" w:right="100"/>
         <w:rPr>
-          <w:rFonts w:hint="eastAsia"/>
           <w:szCs w:val="20"/>
         </w:rPr>
       </w:pPr>
@@ -51813,9 +51733,6 @@
     <w:p>
       <w:pPr>
         <w:ind w:left="100" w:right="100"/>
-        <w:rPr>
-          <w:rFonts w:hint="eastAsia"/>
-        </w:rPr>
       </w:pPr>
     </w:p>
     <w:p>
@@ -52114,9 +52031,6 @@
     <w:p>
       <w:pPr>
         <w:ind w:left="100" w:right="100"/>
-        <w:rPr>
-          <w:rFonts w:hint="eastAsia"/>
-        </w:rPr>
       </w:pPr>
       <w:r>
         <w:rPr>
@@ -52171,7 +52085,6 @@
         <w:ind w:left="600" w:right="600"/>
         <w:rPr>
           <w:rStyle w:val="NormalTok"/>
-          <w:rFonts w:hint="eastAsia"/>
         </w:rPr>
       </w:pPr>
       <w:r>
@@ -53392,9 +53305,6 @@
         <w:widowControl/>
         <w:snapToGrid/>
         <w:ind w:leftChars="0" w:left="0" w:rightChars="0" w:right="0"/>
-        <w:rPr>
-          <w:rFonts w:hint="eastAsia"/>
-        </w:rPr>
       </w:pPr>
     </w:p>
     <w:sectPr>
@@ -53414,7 +53324,7 @@
 </file>
 
 <file path=word/endnotes.xml><?xml version="1.0" encoding="utf-8"?>
-<w:endnotes xmlns:wpc="http://schemas.microsoft.com/office/word/2010/wordprocessingCanvas" xmlns:cx="http://schemas.microsoft.com/office/drawing/2014/chartex" xmlns:cx1="http://schemas.microsoft.com/office/drawing/2015/9/8/chartex" xmlns:cx2="http://schemas.microsoft.com/office/drawing/2015/10/21/chartex" xmlns:cx3="http://schemas.microsoft.com/office/drawing/2016/5/9/chartex" xmlns:cx4="http://schemas.microsoft.com/office/drawing/2016/5/10/chartex" xmlns:cx5="http://schemas.microsoft.com/office/drawing/2016/5/11/chartex" xmlns:cx6="http://schemas.microsoft.com/office/drawing/2016/5/12/chartex" xmlns:cx7="http://schemas.microsoft.com/office/drawing/2016/5/13/chartex" xmlns:cx8="http://schemas.microsoft.com/office/drawing/2016/5/14/chartex" xmlns:mc="http://schemas.openxmlformats.org/markup-compatibility/2006" xmlns:aink="http://schemas.microsoft.com/office/drawing/2016/ink" xmlns:am3d="http://schemas.microsoft.com/office/drawing/2017/model3d" xmlns:o="urn:schemas-microsoft-com:office:office" xmlns:oel="http://schemas.microsoft.com/office/2019/extlst" xmlns:r="http://schemas.openxmlformats.org/officeDocument/2006/relationships" xmlns:m="http://schemas.openxmlformats.org/officeDocument/2006/math" xmlns:v="urn:schemas-microsoft-com:vml" xmlns:wp14="http://schemas.microsoft.com/office/word/2010/wordprocessingDrawing" xmlns:wp="http://schemas.openxmlformats.org/drawingml/2006/wordprocessingDrawing" xmlns:w10="urn:schemas-microsoft-com:office:word" xmlns:w="http://schemas.openxmlformats.org/wordprocessingml/2006/main" xmlns:w14="http://schemas.microsoft.com/office/word/2010/wordml" xmlns:w15="http://schemas.microsoft.com/office/word/2012/wordml" xmlns:w16cex="http://schemas.microsoft.com/office/word/2018/wordml/cex" xmlns:w16cid="http://schemas.microsoft.com/office/word/2016/wordml/cid" xmlns:w16="http://schemas.microsoft.com/office/word/2018/wordml" xmlns:w16sdtdh="http://schemas.microsoft.com/office/word/2020/wordml/sdtdatahash" xmlns:w16se="http://schemas.microsoft.com/office/word/2015/wordml/symex" xmlns:wpg="http://schemas.microsoft.com/office/word/2010/wordprocessingGroup" xmlns:wpi="http://schemas.microsoft.com/office/word/2010/wordprocessingInk" xmlns:wne="http://schemas.microsoft.com/office/word/2006/wordml" xmlns:wps="http://schemas.microsoft.com/office/word/2010/wordprocessingShape" mc:Ignorable="w14 w15 w16se w16cid w16 w16cex w16sdtdh wp14">
+<w:endnotes xmlns:wpc="http://schemas.microsoft.com/office/word/2010/wordprocessingCanvas" xmlns:cx="http://schemas.microsoft.com/office/drawing/2014/chartex" xmlns:cx1="http://schemas.microsoft.com/office/drawing/2015/9/8/chartex" xmlns:cx2="http://schemas.microsoft.com/office/drawing/2015/10/21/chartex" xmlns:cx3="http://schemas.microsoft.com/office/drawing/2016/5/9/chartex" xmlns:cx4="http://schemas.microsoft.com/office/drawing/2016/5/10/chartex" xmlns:cx5="http://schemas.microsoft.com/office/drawing/2016/5/11/chartex" xmlns:cx6="http://schemas.microsoft.com/office/drawing/2016/5/12/chartex" xmlns:cx7="http://schemas.microsoft.com/office/drawing/2016/5/13/chartex" xmlns:cx8="http://schemas.microsoft.com/office/drawing/2016/5/14/chartex" xmlns:mc="http://schemas.openxmlformats.org/markup-compatibility/2006" xmlns:aink="http://schemas.microsoft.com/office/drawing/2016/ink" xmlns:am3d="http://schemas.microsoft.com/office/drawing/2017/model3d" xmlns:o="urn:schemas-microsoft-com:office:office" xmlns:oel="http://schemas.microsoft.com/office/2019/extlst" xmlns:r="http://schemas.openxmlformats.org/officeDocument/2006/relationships" xmlns:m="http://schemas.openxmlformats.org/officeDocument/2006/math" xmlns:v="urn:schemas-microsoft-com:vml" xmlns:wp14="http://schemas.microsoft.com/office/word/2010/wordprocessingDrawing" xmlns:wp="http://schemas.openxmlformats.org/drawingml/2006/wordprocessingDrawing" xmlns:w10="urn:schemas-microsoft-com:office:word" xmlns:w="http://schemas.openxmlformats.org/wordprocessingml/2006/main" xmlns:w14="http://schemas.microsoft.com/office/word/2010/wordml" xmlns:w15="http://schemas.microsoft.com/office/word/2012/wordml" xmlns:w16cex="http://schemas.microsoft.com/office/word/2018/wordml/cex" xmlns:w16cid="http://schemas.microsoft.com/office/word/2016/wordml/cid" xmlns:w16="http://schemas.microsoft.com/office/word/2018/wordml" xmlns:w16du="http://schemas.microsoft.com/office/word/2023/wordml/word16du" xmlns:w16sdtdh="http://schemas.microsoft.com/office/word/2020/wordml/sdtdatahash" xmlns:w16sdtfl="http://schemas.microsoft.com/office/word/2024/wordml/sdtformatlock" xmlns:w16se="http://schemas.microsoft.com/office/word/2015/wordml/symex" xmlns:wpg="http://schemas.microsoft.com/office/word/2010/wordprocessingGroup" xmlns:wpi="http://schemas.microsoft.com/office/word/2010/wordprocessingInk" xmlns:wne="http://schemas.microsoft.com/office/word/2006/wordml" xmlns:wps="http://schemas.microsoft.com/office/word/2010/wordprocessingShape" mc:Ignorable="w14 w15 w16se w16cid w16 w16cex w16sdtdh w16sdtfl w16du wp14">
   <w:endnote w:type="separator" w:id="-1">
     <w:p>
       <w:pPr>
@@ -53439,7 +53349,7 @@
 </file>
 
 <file path=word/footer1.xml><?xml version="1.0" encoding="utf-8"?>
-<w:ftr xmlns:wpc="http://schemas.microsoft.com/office/word/2010/wordprocessingCanvas" xmlns:cx="http://schemas.microsoft.com/office/drawing/2014/chartex" xmlns:cx1="http://schemas.microsoft.com/office/drawing/2015/9/8/chartex" xmlns:cx2="http://schemas.microsoft.com/office/drawing/2015/10/21/chartex" xmlns:cx3="http://schemas.microsoft.com/office/drawing/2016/5/9/chartex" xmlns:cx4="http://schemas.microsoft.com/office/drawing/2016/5/10/chartex" xmlns:cx5="http://schemas.microsoft.com/office/drawing/2016/5/11/chartex" xmlns:cx6="http://schemas.microsoft.com/office/drawing/2016/5/12/chartex" xmlns:cx7="http://schemas.microsoft.com/office/drawing/2016/5/13/chartex" xmlns:cx8="http://schemas.microsoft.com/office/drawing/2016/5/14/chartex" xmlns:mc="http://schemas.openxmlformats.org/markup-compatibility/2006" xmlns:aink="http://schemas.microsoft.com/office/drawing/2016/ink" xmlns:am3d="http://schemas.microsoft.com/office/drawing/2017/model3d" xmlns:o="urn:schemas-microsoft-com:office:office" xmlns:oel="http://schemas.microsoft.com/office/2019/extlst" xmlns:r="http://schemas.openxmlformats.org/officeDocument/2006/relationships" xmlns:m="http://schemas.openxmlformats.org/officeDocument/2006/math" xmlns:v="urn:schemas-microsoft-com:vml" xmlns:wp14="http://schemas.microsoft.com/office/word/2010/wordprocessingDrawing" xmlns:wp="http://schemas.openxmlformats.org/drawingml/2006/wordprocessingDrawing" xmlns:w10="urn:schemas-microsoft-com:office:word" xmlns:w="http://schemas.openxmlformats.org/wordprocessingml/2006/main" xmlns:w14="http://schemas.microsoft.com/office/word/2010/wordml" xmlns:w15="http://schemas.microsoft.com/office/word/2012/wordml" xmlns:w16cex="http://schemas.microsoft.com/office/word/2018/wordml/cex" xmlns:w16cid="http://schemas.microsoft.com/office/word/2016/wordml/cid" xmlns:w16="http://schemas.microsoft.com/office/word/2018/wordml" xmlns:w16sdtdh="http://schemas.microsoft.com/office/word/2020/wordml/sdtdatahash" xmlns:w16se="http://schemas.microsoft.com/office/word/2015/wordml/symex" xmlns:wpg="http://schemas.microsoft.com/office/word/2010/wordprocessingGroup" xmlns:wpi="http://schemas.microsoft.com/office/word/2010/wordprocessingInk" xmlns:wne="http://schemas.microsoft.com/office/word/2006/wordml" xmlns:wps="http://schemas.microsoft.com/office/word/2010/wordprocessingShape" mc:Ignorable="w14 w15 w16se w16cid w16 w16cex w16sdtdh wp14">
+<w:ftr xmlns:wpc="http://schemas.microsoft.com/office/word/2010/wordprocessingCanvas" xmlns:cx="http://schemas.microsoft.com/office/drawing/2014/chartex" xmlns:cx1="http://schemas.microsoft.com/office/drawing/2015/9/8/chartex" xmlns:cx2="http://schemas.microsoft.com/office/drawing/2015/10/21/chartex" xmlns:cx3="http://schemas.microsoft.com/office/drawing/2016/5/9/chartex" xmlns:cx4="http://schemas.microsoft.com/office/drawing/2016/5/10/chartex" xmlns:cx5="http://schemas.microsoft.com/office/drawing/2016/5/11/chartex" xmlns:cx6="http://schemas.microsoft.com/office/drawing/2016/5/12/chartex" xmlns:cx7="http://schemas.microsoft.com/office/drawing/2016/5/13/chartex" xmlns:cx8="http://schemas.microsoft.com/office/drawing/2016/5/14/chartex" xmlns:mc="http://schemas.openxmlformats.org/markup-compatibility/2006" xmlns:aink="http://schemas.microsoft.com/office/drawing/2016/ink" xmlns:am3d="http://schemas.microsoft.com/office/drawing/2017/model3d" xmlns:o="urn:schemas-microsoft-com:office:office" xmlns:oel="http://schemas.microsoft.com/office/2019/extlst" xmlns:r="http://schemas.openxmlformats.org/officeDocument/2006/relationships" xmlns:m="http://schemas.openxmlformats.org/officeDocument/2006/math" xmlns:v="urn:schemas-microsoft-com:vml" xmlns:wp14="http://schemas.microsoft.com/office/word/2010/wordprocessingDrawing" xmlns:wp="http://schemas.openxmlformats.org/drawingml/2006/wordprocessingDrawing" xmlns:w10="urn:schemas-microsoft-com:office:word" xmlns:w="http://schemas.openxmlformats.org/wordprocessingml/2006/main" xmlns:w14="http://schemas.microsoft.com/office/word/2010/wordml" xmlns:w15="http://schemas.microsoft.com/office/word/2012/wordml" xmlns:w16cex="http://schemas.microsoft.com/office/word/2018/wordml/cex" xmlns:w16cid="http://schemas.microsoft.com/office/word/2016/wordml/cid" xmlns:w16="http://schemas.microsoft.com/office/word/2018/wordml" xmlns:w16du="http://schemas.microsoft.com/office/word/2023/wordml/word16du" xmlns:w16sdtdh="http://schemas.microsoft.com/office/word/2020/wordml/sdtdatahash" xmlns:w16sdtfl="http://schemas.microsoft.com/office/word/2024/wordml/sdtformatlock" xmlns:w16se="http://schemas.microsoft.com/office/word/2015/wordml/symex" xmlns:wpg="http://schemas.microsoft.com/office/word/2010/wordprocessingGroup" xmlns:wpi="http://schemas.microsoft.com/office/word/2010/wordprocessingInk" xmlns:wne="http://schemas.microsoft.com/office/word/2006/wordml" xmlns:wps="http://schemas.microsoft.com/office/word/2010/wordprocessingShape" mc:Ignorable="w14 w15 w16se w16cid w16 w16cex w16sdtdh w16sdtfl w16du wp14">
   <w:p>
     <w:pPr>
       <w:pStyle w:val="a7"/>
@@ -53455,7 +53365,7 @@
 </file>
 
 <file path=word/footer2.xml><?xml version="1.0" encoding="utf-8"?>
-<w:ftr xmlns:wpc="http://schemas.microsoft.com/office/word/2010/wordprocessingCanvas" xmlns:cx="http://schemas.microsoft.com/office/drawing/2014/chartex" xmlns:cx1="http://schemas.microsoft.com/office/drawing/2015/9/8/chartex" xmlns:cx2="http://schemas.microsoft.com/office/drawing/2015/10/21/chartex" xmlns:cx3="http://schemas.microsoft.com/office/drawing/2016/5/9/chartex" xmlns:cx4="http://schemas.microsoft.com/office/drawing/2016/5/10/chartex" xmlns:cx5="http://schemas.microsoft.com/office/drawing/2016/5/11/chartex" xmlns:cx6="http://schemas.microsoft.com/office/drawing/2016/5/12/chartex" xmlns:cx7="http://schemas.microsoft.com/office/drawing/2016/5/13/chartex" xmlns:cx8="http://schemas.microsoft.com/office/drawing/2016/5/14/chartex" xmlns:mc="http://schemas.openxmlformats.org/markup-compatibility/2006" xmlns:aink="http://schemas.microsoft.com/office/drawing/2016/ink" xmlns:am3d="http://schemas.microsoft.com/office/drawing/2017/model3d" xmlns:o="urn:schemas-microsoft-com:office:office" xmlns:oel="http://schemas.microsoft.com/office/2019/extlst" xmlns:r="http://schemas.openxmlformats.org/officeDocument/2006/relationships" xmlns:m="http://schemas.openxmlformats.org/officeDocument/2006/math" xmlns:v="urn:schemas-microsoft-com:vml" xmlns:wp14="http://schemas.microsoft.com/office/word/2010/wordprocessingDrawing" xmlns:wp="http://schemas.openxmlformats.org/drawingml/2006/wordprocessingDrawing" xmlns:w10="urn:schemas-microsoft-com:office:word" xmlns:w="http://schemas.openxmlformats.org/wordprocessingml/2006/main" xmlns:w14="http://schemas.microsoft.com/office/word/2010/wordml" xmlns:w15="http://schemas.microsoft.com/office/word/2012/wordml" xmlns:w16cex="http://schemas.microsoft.com/office/word/2018/wordml/cex" xmlns:w16cid="http://schemas.microsoft.com/office/word/2016/wordml/cid" xmlns:w16="http://schemas.microsoft.com/office/word/2018/wordml" xmlns:w16sdtdh="http://schemas.microsoft.com/office/word/2020/wordml/sdtdatahash" xmlns:w16se="http://schemas.microsoft.com/office/word/2015/wordml/symex" xmlns:wpg="http://schemas.microsoft.com/office/word/2010/wordprocessingGroup" xmlns:wpi="http://schemas.microsoft.com/office/word/2010/wordprocessingInk" xmlns:wne="http://schemas.microsoft.com/office/word/2006/wordml" xmlns:wps="http://schemas.microsoft.com/office/word/2010/wordprocessingShape" mc:Ignorable="w14 w15 w16se w16cid w16 w16cex w16sdtdh wp14">
+<w:ftr xmlns:wpc="http://schemas.microsoft.com/office/word/2010/wordprocessingCanvas" xmlns:cx="http://schemas.microsoft.com/office/drawing/2014/chartex" xmlns:cx1="http://schemas.microsoft.com/office/drawing/2015/9/8/chartex" xmlns:cx2="http://schemas.microsoft.com/office/drawing/2015/10/21/chartex" xmlns:cx3="http://schemas.microsoft.com/office/drawing/2016/5/9/chartex" xmlns:cx4="http://schemas.microsoft.com/office/drawing/2016/5/10/chartex" xmlns:cx5="http://schemas.microsoft.com/office/drawing/2016/5/11/chartex" xmlns:cx6="http://schemas.microsoft.com/office/drawing/2016/5/12/chartex" xmlns:cx7="http://schemas.microsoft.com/office/drawing/2016/5/13/chartex" xmlns:cx8="http://schemas.microsoft.com/office/drawing/2016/5/14/chartex" xmlns:mc="http://schemas.openxmlformats.org/markup-compatibility/2006" xmlns:aink="http://schemas.microsoft.com/office/drawing/2016/ink" xmlns:am3d="http://schemas.microsoft.com/office/drawing/2017/model3d" xmlns:o="urn:schemas-microsoft-com:office:office" xmlns:oel="http://schemas.microsoft.com/office/2019/extlst" xmlns:r="http://schemas.openxmlformats.org/officeDocument/2006/relationships" xmlns:m="http://schemas.openxmlformats.org/officeDocument/2006/math" xmlns:v="urn:schemas-microsoft-com:vml" xmlns:wp14="http://schemas.microsoft.com/office/word/2010/wordprocessingDrawing" xmlns:wp="http://schemas.openxmlformats.org/drawingml/2006/wordprocessingDrawing" xmlns:w10="urn:schemas-microsoft-com:office:word" xmlns:w="http://schemas.openxmlformats.org/wordprocessingml/2006/main" xmlns:w14="http://schemas.microsoft.com/office/word/2010/wordml" xmlns:w15="http://schemas.microsoft.com/office/word/2012/wordml" xmlns:w16cex="http://schemas.microsoft.com/office/word/2018/wordml/cex" xmlns:w16cid="http://schemas.microsoft.com/office/word/2016/wordml/cid" xmlns:w16="http://schemas.microsoft.com/office/word/2018/wordml" xmlns:w16du="http://schemas.microsoft.com/office/word/2023/wordml/word16du" xmlns:w16sdtdh="http://schemas.microsoft.com/office/word/2020/wordml/sdtdatahash" xmlns:w16sdtfl="http://schemas.microsoft.com/office/word/2024/wordml/sdtformatlock" xmlns:w16se="http://schemas.microsoft.com/office/word/2015/wordml/symex" xmlns:wpg="http://schemas.microsoft.com/office/word/2010/wordprocessingGroup" xmlns:wpi="http://schemas.microsoft.com/office/word/2010/wordprocessingInk" xmlns:wne="http://schemas.microsoft.com/office/word/2006/wordml" xmlns:wps="http://schemas.microsoft.com/office/word/2010/wordprocessingShape" mc:Ignorable="w14 w15 w16se w16cid w16 w16cex w16sdtdh w16sdtfl w16du wp14">
   <w:tbl>
     <w:tblPr>
       <w:tblW w:w="0" w:type="auto"/>
@@ -53666,7 +53576,7 @@
 </file>
 
 <file path=word/footer3.xml><?xml version="1.0" encoding="utf-8"?>
-<w:ftr xmlns:wpc="http://schemas.microsoft.com/office/word/2010/wordprocessingCanvas" xmlns:cx="http://schemas.microsoft.com/office/drawing/2014/chartex" xmlns:cx1="http://schemas.microsoft.com/office/drawing/2015/9/8/chartex" xmlns:cx2="http://schemas.microsoft.com/office/drawing/2015/10/21/chartex" xmlns:cx3="http://schemas.microsoft.com/office/drawing/2016/5/9/chartex" xmlns:cx4="http://schemas.microsoft.com/office/drawing/2016/5/10/chartex" xmlns:cx5="http://schemas.microsoft.com/office/drawing/2016/5/11/chartex" xmlns:cx6="http://schemas.microsoft.com/office/drawing/2016/5/12/chartex" xmlns:cx7="http://schemas.microsoft.com/office/drawing/2016/5/13/chartex" xmlns:cx8="http://schemas.microsoft.com/office/drawing/2016/5/14/chartex" xmlns:mc="http://schemas.openxmlformats.org/markup-compatibility/2006" xmlns:aink="http://schemas.microsoft.com/office/drawing/2016/ink" xmlns:am3d="http://schemas.microsoft.com/office/drawing/2017/model3d" xmlns:o="urn:schemas-microsoft-com:office:office" xmlns:oel="http://schemas.microsoft.com/office/2019/extlst" xmlns:r="http://schemas.openxmlformats.org/officeDocument/2006/relationships" xmlns:m="http://schemas.openxmlformats.org/officeDocument/2006/math" xmlns:v="urn:schemas-microsoft-com:vml" xmlns:wp14="http://schemas.microsoft.com/office/word/2010/wordprocessingDrawing" xmlns:wp="http://schemas.openxmlformats.org/drawingml/2006/wordprocessingDrawing" xmlns:w10="urn:schemas-microsoft-com:office:word" xmlns:w="http://schemas.openxmlformats.org/wordprocessingml/2006/main" xmlns:w14="http://schemas.microsoft.com/office/word/2010/wordml" xmlns:w15="http://schemas.microsoft.com/office/word/2012/wordml" xmlns:w16cex="http://schemas.microsoft.com/office/word/2018/wordml/cex" xmlns:w16cid="http://schemas.microsoft.com/office/word/2016/wordml/cid" xmlns:w16="http://schemas.microsoft.com/office/word/2018/wordml" xmlns:w16sdtdh="http://schemas.microsoft.com/office/word/2020/wordml/sdtdatahash" xmlns:w16se="http://schemas.microsoft.com/office/word/2015/wordml/symex" xmlns:wpg="http://schemas.microsoft.com/office/word/2010/wordprocessingGroup" xmlns:wpi="http://schemas.microsoft.com/office/word/2010/wordprocessingInk" xmlns:wne="http://schemas.microsoft.com/office/word/2006/wordml" xmlns:wps="http://schemas.microsoft.com/office/word/2010/wordprocessingShape" mc:Ignorable="w14 w15 w16se w16cid w16 w16cex w16sdtdh wp14">
+<w:ftr xmlns:wpc="http://schemas.microsoft.com/office/word/2010/wordprocessingCanvas" xmlns:cx="http://schemas.microsoft.com/office/drawing/2014/chartex" xmlns:cx1="http://schemas.microsoft.com/office/drawing/2015/9/8/chartex" xmlns:cx2="http://schemas.microsoft.com/office/drawing/2015/10/21/chartex" xmlns:cx3="http://schemas.microsoft.com/office/drawing/2016/5/9/chartex" xmlns:cx4="http://schemas.microsoft.com/office/drawing/2016/5/10/chartex" xmlns:cx5="http://schemas.microsoft.com/office/drawing/2016/5/11/chartex" xmlns:cx6="http://schemas.microsoft.com/office/drawing/2016/5/12/chartex" xmlns:cx7="http://schemas.microsoft.com/office/drawing/2016/5/13/chartex" xmlns:cx8="http://schemas.microsoft.com/office/drawing/2016/5/14/chartex" xmlns:mc="http://schemas.openxmlformats.org/markup-compatibility/2006" xmlns:aink="http://schemas.microsoft.com/office/drawing/2016/ink" xmlns:am3d="http://schemas.microsoft.com/office/drawing/2017/model3d" xmlns:o="urn:schemas-microsoft-com:office:office" xmlns:oel="http://schemas.microsoft.com/office/2019/extlst" xmlns:r="http://schemas.openxmlformats.org/officeDocument/2006/relationships" xmlns:m="http://schemas.openxmlformats.org/officeDocument/2006/math" xmlns:v="urn:schemas-microsoft-com:vml" xmlns:wp14="http://schemas.microsoft.com/office/word/2010/wordprocessingDrawing" xmlns:wp="http://schemas.openxmlformats.org/drawingml/2006/wordprocessingDrawing" xmlns:w10="urn:schemas-microsoft-com:office:word" xmlns:w="http://schemas.openxmlformats.org/wordprocessingml/2006/main" xmlns:w14="http://schemas.microsoft.com/office/word/2010/wordml" xmlns:w15="http://schemas.microsoft.com/office/word/2012/wordml" xmlns:w16cex="http://schemas.microsoft.com/office/word/2018/wordml/cex" xmlns:w16cid="http://schemas.microsoft.com/office/word/2016/wordml/cid" xmlns:w16="http://schemas.microsoft.com/office/word/2018/wordml" xmlns:w16du="http://schemas.microsoft.com/office/word/2023/wordml/word16du" xmlns:w16sdtdh="http://schemas.microsoft.com/office/word/2020/wordml/sdtdatahash" xmlns:w16sdtfl="http://schemas.microsoft.com/office/word/2024/wordml/sdtformatlock" xmlns:w16se="http://schemas.microsoft.com/office/word/2015/wordml/symex" xmlns:wpg="http://schemas.microsoft.com/office/word/2010/wordprocessingGroup" xmlns:wpi="http://schemas.microsoft.com/office/word/2010/wordprocessingInk" xmlns:wne="http://schemas.microsoft.com/office/word/2006/wordml" xmlns:wps="http://schemas.microsoft.com/office/word/2010/wordprocessingShape" mc:Ignorable="w14 w15 w16se w16cid w16 w16cex w16sdtdh w16sdtfl w16du wp14">
   <w:p>
     <w:pPr>
       <w:pStyle w:val="a7"/>
@@ -53677,7 +53587,7 @@
 </file>
 
 <file path=word/footnotes.xml><?xml version="1.0" encoding="utf-8"?>
-<w:footnotes xmlns:wpc="http://schemas.microsoft.com/office/word/2010/wordprocessingCanvas" xmlns:cx="http://schemas.microsoft.com/office/drawing/2014/chartex" xmlns:cx1="http://schemas.microsoft.com/office/drawing/2015/9/8/chartex" xmlns:cx2="http://schemas.microsoft.com/office/drawing/2015/10/21/chartex" xmlns:cx3="http://schemas.microsoft.com/office/drawing/2016/5/9/chartex" xmlns:cx4="http://schemas.microsoft.com/office/drawing/2016/5/10/chartex" xmlns:cx5="http://schemas.microsoft.com/office/drawing/2016/5/11/chartex" xmlns:cx6="http://schemas.microsoft.com/office/drawing/2016/5/12/chartex" xmlns:cx7="http://schemas.microsoft.com/office/drawing/2016/5/13/chartex" xmlns:cx8="http://schemas.microsoft.com/office/drawing/2016/5/14/chartex" xmlns:mc="http://schemas.openxmlformats.org/markup-compatibility/2006" xmlns:aink="http://schemas.microsoft.com/office/drawing/2016/ink" xmlns:am3d="http://schemas.microsoft.com/office/drawing/2017/model3d" xmlns:o="urn:schemas-microsoft-com:office:office" xmlns:oel="http://schemas.microsoft.com/office/2019/extlst" xmlns:r="http://schemas.openxmlformats.org/officeDocument/2006/relationships" xmlns:m="http://schemas.openxmlformats.org/officeDocument/2006/math" xmlns:v="urn:schemas-microsoft-com:vml" xmlns:wp14="http://schemas.microsoft.com/office/word/2010/wordprocessingDrawing" xmlns:wp="http://schemas.openxmlformats.org/drawingml/2006/wordprocessingDrawing" xmlns:w10="urn:schemas-microsoft-com:office:word" xmlns:w="http://schemas.openxmlformats.org/wordprocessingml/2006/main" xmlns:w14="http://schemas.microsoft.com/office/word/2010/wordml" xmlns:w15="http://schemas.microsoft.com/office/word/2012/wordml" xmlns:w16cex="http://schemas.microsoft.com/office/word/2018/wordml/cex" xmlns:w16cid="http://schemas.microsoft.com/office/word/2016/wordml/cid" xmlns:w16="http://schemas.microsoft.com/office/word/2018/wordml" xmlns:w16sdtdh="http://schemas.microsoft.com/office/word/2020/wordml/sdtdatahash" xmlns:w16se="http://schemas.microsoft.com/office/word/2015/wordml/symex" xmlns:wpg="http://schemas.microsoft.com/office/word/2010/wordprocessingGroup" xmlns:wpi="http://schemas.microsoft.com/office/word/2010/wordprocessingInk" xmlns:wne="http://schemas.microsoft.com/office/word/2006/wordml" xmlns:wps="http://schemas.microsoft.com/office/word/2010/wordprocessingShape" mc:Ignorable="w14 w15 w16se w16cid w16 w16cex w16sdtdh wp14">
+<w:footnotes xmlns:wpc="http://schemas.microsoft.com/office/word/2010/wordprocessingCanvas" xmlns:cx="http://schemas.microsoft.com/office/drawing/2014/chartex" xmlns:cx1="http://schemas.microsoft.com/office/drawing/2015/9/8/chartex" xmlns:cx2="http://schemas.microsoft.com/office/drawing/2015/10/21/chartex" xmlns:cx3="http://schemas.microsoft.com/office/drawing/2016/5/9/chartex" xmlns:cx4="http://schemas.microsoft.com/office/drawing/2016/5/10/chartex" xmlns:cx5="http://schemas.microsoft.com/office/drawing/2016/5/11/chartex" xmlns:cx6="http://schemas.microsoft.com/office/drawing/2016/5/12/chartex" xmlns:cx7="http://schemas.microsoft.com/office/drawing/2016/5/13/chartex" xmlns:cx8="http://schemas.microsoft.com/office/drawing/2016/5/14/chartex" xmlns:mc="http://schemas.openxmlformats.org/markup-compatibility/2006" xmlns:aink="http://schemas.microsoft.com/office/drawing/2016/ink" xmlns:am3d="http://schemas.microsoft.com/office/drawing/2017/model3d" xmlns:o="urn:schemas-microsoft-com:office:office" xmlns:oel="http://schemas.microsoft.com/office/2019/extlst" xmlns:r="http://schemas.openxmlformats.org/officeDocument/2006/relationships" xmlns:m="http://schemas.openxmlformats.org/officeDocument/2006/math" xmlns:v="urn:schemas-microsoft-com:vml" xmlns:wp14="http://schemas.microsoft.com/office/word/2010/wordprocessingDrawing" xmlns:wp="http://schemas.openxmlformats.org/drawingml/2006/wordprocessingDrawing" xmlns:w10="urn:schemas-microsoft-com:office:word" xmlns:w="http://schemas.openxmlformats.org/wordprocessingml/2006/main" xmlns:w14="http://schemas.microsoft.com/office/word/2010/wordml" xmlns:w15="http://schemas.microsoft.com/office/word/2012/wordml" xmlns:w16cex="http://schemas.microsoft.com/office/word/2018/wordml/cex" xmlns:w16cid="http://schemas.microsoft.com/office/word/2016/wordml/cid" xmlns:w16="http://schemas.microsoft.com/office/word/2018/wordml" xmlns:w16du="http://schemas.microsoft.com/office/word/2023/wordml/word16du" xmlns:w16sdtdh="http://schemas.microsoft.com/office/word/2020/wordml/sdtdatahash" xmlns:w16sdtfl="http://schemas.microsoft.com/office/word/2024/wordml/sdtformatlock" xmlns:w16se="http://schemas.microsoft.com/office/word/2015/wordml/symex" xmlns:wpg="http://schemas.microsoft.com/office/word/2010/wordprocessingGroup" xmlns:wpi="http://schemas.microsoft.com/office/word/2010/wordprocessingInk" xmlns:wne="http://schemas.microsoft.com/office/word/2006/wordml" xmlns:wps="http://schemas.microsoft.com/office/word/2010/wordprocessingShape" mc:Ignorable="w14 w15 w16se w16cid w16 w16cex w16sdtdh w16sdtfl w16du wp14">
   <w:footnote w:type="separator" w:id="-1">
     <w:p>
       <w:pPr>
@@ -53702,7 +53612,7 @@
 </file>
 
 <file path=word/header1.xml><?xml version="1.0" encoding="utf-8"?>
-<w:hdr xmlns:wpc="http://schemas.microsoft.com/office/word/2010/wordprocessingCanvas" xmlns:cx="http://schemas.microsoft.com/office/drawing/2014/chartex" xmlns:cx1="http://schemas.microsoft.com/office/drawing/2015/9/8/chartex" xmlns:cx2="http://schemas.microsoft.com/office/drawing/2015/10/21/chartex" xmlns:cx3="http://schemas.microsoft.com/office/drawing/2016/5/9/chartex" xmlns:cx4="http://schemas.microsoft.com/office/drawing/2016/5/10/chartex" xmlns:cx5="http://schemas.microsoft.com/office/drawing/2016/5/11/chartex" xmlns:cx6="http://schemas.microsoft.com/office/drawing/2016/5/12/chartex" xmlns:cx7="http://schemas.microsoft.com/office/drawing/2016/5/13/chartex" xmlns:cx8="http://schemas.microsoft.com/office/drawing/2016/5/14/chartex" xmlns:mc="http://schemas.openxmlformats.org/markup-compatibility/2006" xmlns:aink="http://schemas.microsoft.com/office/drawing/2016/ink" xmlns:am3d="http://schemas.microsoft.com/office/drawing/2017/model3d" xmlns:o="urn:schemas-microsoft-com:office:office" xmlns:oel="http://schemas.microsoft.com/office/2019/extlst" xmlns:r="http://schemas.openxmlformats.org/officeDocument/2006/relationships" xmlns:m="http://schemas.openxmlformats.org/officeDocument/2006/math" xmlns:v="urn:schemas-microsoft-com:vml" xmlns:wp14="http://schemas.microsoft.com/office/word/2010/wordprocessingDrawing" xmlns:wp="http://schemas.openxmlformats.org/drawingml/2006/wordprocessingDrawing" xmlns:w10="urn:schemas-microsoft-com:office:word" xmlns:w="http://schemas.openxmlformats.org/wordprocessingml/2006/main" xmlns:w14="http://schemas.microsoft.com/office/word/2010/wordml" xmlns:w15="http://schemas.microsoft.com/office/word/2012/wordml" xmlns:w16cex="http://schemas.microsoft.com/office/word/2018/wordml/cex" xmlns:w16cid="http://schemas.microsoft.com/office/word/2016/wordml/cid" xmlns:w16="http://schemas.microsoft.com/office/word/2018/wordml" xmlns:w16sdtdh="http://schemas.microsoft.com/office/word/2020/wordml/sdtdatahash" xmlns:w16se="http://schemas.microsoft.com/office/word/2015/wordml/symex" xmlns:wpg="http://schemas.microsoft.com/office/word/2010/wordprocessingGroup" xmlns:wpi="http://schemas.microsoft.com/office/word/2010/wordprocessingInk" xmlns:wne="http://schemas.microsoft.com/office/word/2006/wordml" xmlns:wps="http://schemas.microsoft.com/office/word/2010/wordprocessingShape" mc:Ignorable="w14 w15 w16se w16cid w16 w16cex w16sdtdh wp14">
+<w:hdr xmlns:wpc="http://schemas.microsoft.com/office/word/2010/wordprocessingCanvas" xmlns:cx="http://schemas.microsoft.com/office/drawing/2014/chartex" xmlns:cx1="http://schemas.microsoft.com/office/drawing/2015/9/8/chartex" xmlns:cx2="http://schemas.microsoft.com/office/drawing/2015/10/21/chartex" xmlns:cx3="http://schemas.microsoft.com/office/drawing/2016/5/9/chartex" xmlns:cx4="http://schemas.microsoft.com/office/drawing/2016/5/10/chartex" xmlns:cx5="http://schemas.microsoft.com/office/drawing/2016/5/11/chartex" xmlns:cx6="http://schemas.microsoft.com/office/drawing/2016/5/12/chartex" xmlns:cx7="http://schemas.microsoft.com/office/drawing/2016/5/13/chartex" xmlns:cx8="http://schemas.microsoft.com/office/drawing/2016/5/14/chartex" xmlns:mc="http://schemas.openxmlformats.org/markup-compatibility/2006" xmlns:aink="http://schemas.microsoft.com/office/drawing/2016/ink" xmlns:am3d="http://schemas.microsoft.com/office/drawing/2017/model3d" xmlns:o="urn:schemas-microsoft-com:office:office" xmlns:oel="http://schemas.microsoft.com/office/2019/extlst" xmlns:r="http://schemas.openxmlformats.org/officeDocument/2006/relationships" xmlns:m="http://schemas.openxmlformats.org/officeDocument/2006/math" xmlns:v="urn:schemas-microsoft-com:vml" xmlns:wp14="http://schemas.microsoft.com/office/word/2010/wordprocessingDrawing" xmlns:wp="http://schemas.openxmlformats.org/drawingml/2006/wordprocessingDrawing" xmlns:w10="urn:schemas-microsoft-com:office:word" xmlns:w="http://schemas.openxmlformats.org/wordprocessingml/2006/main" xmlns:w14="http://schemas.microsoft.com/office/word/2010/wordml" xmlns:w15="http://schemas.microsoft.com/office/word/2012/wordml" xmlns:w16cex="http://schemas.microsoft.com/office/word/2018/wordml/cex" xmlns:w16cid="http://schemas.microsoft.com/office/word/2016/wordml/cid" xmlns:w16="http://schemas.microsoft.com/office/word/2018/wordml" xmlns:w16du="http://schemas.microsoft.com/office/word/2023/wordml/word16du" xmlns:w16sdtdh="http://schemas.microsoft.com/office/word/2020/wordml/sdtdatahash" xmlns:w16sdtfl="http://schemas.microsoft.com/office/word/2024/wordml/sdtformatlock" xmlns:w16se="http://schemas.microsoft.com/office/word/2015/wordml/symex" xmlns:wpg="http://schemas.microsoft.com/office/word/2010/wordprocessingGroup" xmlns:wpi="http://schemas.microsoft.com/office/word/2010/wordprocessingInk" xmlns:wne="http://schemas.microsoft.com/office/word/2006/wordml" xmlns:wps="http://schemas.microsoft.com/office/word/2010/wordprocessingShape" mc:Ignorable="w14 w15 w16se w16cid w16 w16cex w16sdtdh w16sdtfl w16du wp14">
   <w:p>
     <w:pPr>
       <w:pStyle w:val="a5"/>
@@ -53718,7 +53628,7 @@
 </file>
 
 <file path=word/header2.xml><?xml version="1.0" encoding="utf-8"?>
-<w:hdr xmlns:wpc="http://schemas.microsoft.com/office/word/2010/wordprocessingCanvas" xmlns:cx="http://schemas.microsoft.com/office/drawing/2014/chartex" xmlns:cx1="http://schemas.microsoft.com/office/drawing/2015/9/8/chartex" xmlns:cx2="http://schemas.microsoft.com/office/drawing/2015/10/21/chartex" xmlns:cx3="http://schemas.microsoft.com/office/drawing/2016/5/9/chartex" xmlns:cx4="http://schemas.microsoft.com/office/drawing/2016/5/10/chartex" xmlns:cx5="http://schemas.microsoft.com/office/drawing/2016/5/11/chartex" xmlns:cx6="http://schemas.microsoft.com/office/drawing/2016/5/12/chartex" xmlns:cx7="http://schemas.microsoft.com/office/drawing/2016/5/13/chartex" xmlns:cx8="http://schemas.microsoft.com/office/drawing/2016/5/14/chartex" xmlns:mc="http://schemas.openxmlformats.org/markup-compatibility/2006" xmlns:aink="http://schemas.microsoft.com/office/drawing/2016/ink" xmlns:am3d="http://schemas.microsoft.com/office/drawing/2017/model3d" xmlns:o="urn:schemas-microsoft-com:office:office" xmlns:oel="http://schemas.microsoft.com/office/2019/extlst" xmlns:r="http://schemas.openxmlformats.org/officeDocument/2006/relationships" xmlns:m="http://schemas.openxmlformats.org/officeDocument/2006/math" xmlns:v="urn:schemas-microsoft-com:vml" xmlns:wp14="http://schemas.microsoft.com/office/word/2010/wordprocessingDrawing" xmlns:wp="http://schemas.openxmlformats.org/drawingml/2006/wordprocessingDrawing" xmlns:w10="urn:schemas-microsoft-com:office:word" xmlns:w="http://schemas.openxmlformats.org/wordprocessingml/2006/main" xmlns:w14="http://schemas.microsoft.com/office/word/2010/wordml" xmlns:w15="http://schemas.microsoft.com/office/word/2012/wordml" xmlns:w16cex="http://schemas.microsoft.com/office/word/2018/wordml/cex" xmlns:w16cid="http://schemas.microsoft.com/office/word/2016/wordml/cid" xmlns:w16="http://schemas.microsoft.com/office/word/2018/wordml" xmlns:w16sdtdh="http://schemas.microsoft.com/office/word/2020/wordml/sdtdatahash" xmlns:w16se="http://schemas.microsoft.com/office/word/2015/wordml/symex" xmlns:wpg="http://schemas.microsoft.com/office/word/2010/wordprocessingGroup" xmlns:wpi="http://schemas.microsoft.com/office/word/2010/wordprocessingInk" xmlns:wne="http://schemas.microsoft.com/office/word/2006/wordml" xmlns:wps="http://schemas.microsoft.com/office/word/2010/wordprocessingShape" mc:Ignorable="w14 w15 w16se w16cid w16 w16cex w16sdtdh wp14">
+<w:hdr xmlns:wpc="http://schemas.microsoft.com/office/word/2010/wordprocessingCanvas" xmlns:cx="http://schemas.microsoft.com/office/drawing/2014/chartex" xmlns:cx1="http://schemas.microsoft.com/office/drawing/2015/9/8/chartex" xmlns:cx2="http://schemas.microsoft.com/office/drawing/2015/10/21/chartex" xmlns:cx3="http://schemas.microsoft.com/office/drawing/2016/5/9/chartex" xmlns:cx4="http://schemas.microsoft.com/office/drawing/2016/5/10/chartex" xmlns:cx5="http://schemas.microsoft.com/office/drawing/2016/5/11/chartex" xmlns:cx6="http://schemas.microsoft.com/office/drawing/2016/5/12/chartex" xmlns:cx7="http://schemas.microsoft.com/office/drawing/2016/5/13/chartex" xmlns:cx8="http://schemas.microsoft.com/office/drawing/2016/5/14/chartex" xmlns:mc="http://schemas.openxmlformats.org/markup-compatibility/2006" xmlns:aink="http://schemas.microsoft.com/office/drawing/2016/ink" xmlns:am3d="http://schemas.microsoft.com/office/drawing/2017/model3d" xmlns:o="urn:schemas-microsoft-com:office:office" xmlns:oel="http://schemas.microsoft.com/office/2019/extlst" xmlns:r="http://schemas.openxmlformats.org/officeDocument/2006/relationships" xmlns:m="http://schemas.openxmlformats.org/officeDocument/2006/math" xmlns:v="urn:schemas-microsoft-com:vml" xmlns:wp14="http://schemas.microsoft.com/office/word/2010/wordprocessingDrawing" xmlns:wp="http://schemas.openxmlformats.org/drawingml/2006/wordprocessingDrawing" xmlns:w10="urn:schemas-microsoft-com:office:word" xmlns:w="http://schemas.openxmlformats.org/wordprocessingml/2006/main" xmlns:w14="http://schemas.microsoft.com/office/word/2010/wordml" xmlns:w15="http://schemas.microsoft.com/office/word/2012/wordml" xmlns:w16cex="http://schemas.microsoft.com/office/word/2018/wordml/cex" xmlns:w16cid="http://schemas.microsoft.com/office/word/2016/wordml/cid" xmlns:w16="http://schemas.microsoft.com/office/word/2018/wordml" xmlns:w16du="http://schemas.microsoft.com/office/word/2023/wordml/word16du" xmlns:w16sdtdh="http://schemas.microsoft.com/office/word/2020/wordml/sdtdatahash" xmlns:w16sdtfl="http://schemas.microsoft.com/office/word/2024/wordml/sdtformatlock" xmlns:w16se="http://schemas.microsoft.com/office/word/2015/wordml/symex" xmlns:wpg="http://schemas.microsoft.com/office/word/2010/wordprocessingGroup" xmlns:wpi="http://schemas.microsoft.com/office/word/2010/wordprocessingInk" xmlns:wne="http://schemas.microsoft.com/office/word/2006/wordml" xmlns:wps="http://schemas.microsoft.com/office/word/2010/wordprocessingShape" mc:Ignorable="w14 w15 w16se w16cid w16 w16cex w16sdtdh w16sdtfl w16du wp14">
   <w:tbl>
     <w:tblPr>
       <w:tblW w:w="10239" w:type="dxa"/>
@@ -53787,7 +53697,7 @@
 </file>
 
 <file path=word/header3.xml><?xml version="1.0" encoding="utf-8"?>
-<w:hdr xmlns:wpc="http://schemas.microsoft.com/office/word/2010/wordprocessingCanvas" xmlns:cx="http://schemas.microsoft.com/office/drawing/2014/chartex" xmlns:cx1="http://schemas.microsoft.com/office/drawing/2015/9/8/chartex" xmlns:cx2="http://schemas.microsoft.com/office/drawing/2015/10/21/chartex" xmlns:cx3="http://schemas.microsoft.com/office/drawing/2016/5/9/chartex" xmlns:cx4="http://schemas.microsoft.com/office/drawing/2016/5/10/chartex" xmlns:cx5="http://schemas.microsoft.com/office/drawing/2016/5/11/chartex" xmlns:cx6="http://schemas.microsoft.com/office/drawing/2016/5/12/chartex" xmlns:cx7="http://schemas.microsoft.com/office/drawing/2016/5/13/chartex" xmlns:cx8="http://schemas.microsoft.com/office/drawing/2016/5/14/chartex" xmlns:mc="http://schemas.openxmlformats.org/markup-compatibility/2006" xmlns:aink="http://schemas.microsoft.com/office/drawing/2016/ink" xmlns:am3d="http://schemas.microsoft.com/office/drawing/2017/model3d" xmlns:o="urn:schemas-microsoft-com:office:office" xmlns:oel="http://schemas.microsoft.com/office/2019/extlst" xmlns:r="http://schemas.openxmlformats.org/officeDocument/2006/relationships" xmlns:m="http://schemas.openxmlformats.org/officeDocument/2006/math" xmlns:v="urn:schemas-microsoft-com:vml" xmlns:wp14="http://schemas.microsoft.com/office/word/2010/wordprocessingDrawing" xmlns:wp="http://schemas.openxmlformats.org/drawingml/2006/wordprocessingDrawing" xmlns:w10="urn:schemas-microsoft-com:office:word" xmlns:w="http://schemas.openxmlformats.org/wordprocessingml/2006/main" xmlns:w14="http://schemas.microsoft.com/office/word/2010/wordml" xmlns:w15="http://schemas.microsoft.com/office/word/2012/wordml" xmlns:w16cex="http://schemas.microsoft.com/office/word/2018/wordml/cex" xmlns:w16cid="http://schemas.microsoft.com/office/word/2016/wordml/cid" xmlns:w16="http://schemas.microsoft.com/office/word/2018/wordml" xmlns:w16sdtdh="http://schemas.microsoft.com/office/word/2020/wordml/sdtdatahash" xmlns:w16se="http://schemas.microsoft.com/office/word/2015/wordml/symex" xmlns:wpg="http://schemas.microsoft.com/office/word/2010/wordprocessingGroup" xmlns:wpi="http://schemas.microsoft.com/office/word/2010/wordprocessingInk" xmlns:wne="http://schemas.microsoft.com/office/word/2006/wordml" xmlns:wps="http://schemas.microsoft.com/office/word/2010/wordprocessingShape" mc:Ignorable="w14 w15 w16se w16cid w16 w16cex w16sdtdh wp14">
+<w:hdr xmlns:wpc="http://schemas.microsoft.com/office/word/2010/wordprocessingCanvas" xmlns:cx="http://schemas.microsoft.com/office/drawing/2014/chartex" xmlns:cx1="http://schemas.microsoft.com/office/drawing/2015/9/8/chartex" xmlns:cx2="http://schemas.microsoft.com/office/drawing/2015/10/21/chartex" xmlns:cx3="http://schemas.microsoft.com/office/drawing/2016/5/9/chartex" xmlns:cx4="http://schemas.microsoft.com/office/drawing/2016/5/10/chartex" xmlns:cx5="http://schemas.microsoft.com/office/drawing/2016/5/11/chartex" xmlns:cx6="http://schemas.microsoft.com/office/drawing/2016/5/12/chartex" xmlns:cx7="http://schemas.microsoft.com/office/drawing/2016/5/13/chartex" xmlns:cx8="http://schemas.microsoft.com/office/drawing/2016/5/14/chartex" xmlns:mc="http://schemas.openxmlformats.org/markup-compatibility/2006" xmlns:aink="http://schemas.microsoft.com/office/drawing/2016/ink" xmlns:am3d="http://schemas.microsoft.com/office/drawing/2017/model3d" xmlns:o="urn:schemas-microsoft-com:office:office" xmlns:oel="http://schemas.microsoft.com/office/2019/extlst" xmlns:r="http://schemas.openxmlformats.org/officeDocument/2006/relationships" xmlns:m="http://schemas.openxmlformats.org/officeDocument/2006/math" xmlns:v="urn:schemas-microsoft-com:vml" xmlns:wp14="http://schemas.microsoft.com/office/word/2010/wordprocessingDrawing" xmlns:wp="http://schemas.openxmlformats.org/drawingml/2006/wordprocessingDrawing" xmlns:w10="urn:schemas-microsoft-com:office:word" xmlns:w="http://schemas.openxmlformats.org/wordprocessingml/2006/main" xmlns:w14="http://schemas.microsoft.com/office/word/2010/wordml" xmlns:w15="http://schemas.microsoft.com/office/word/2012/wordml" xmlns:w16cex="http://schemas.microsoft.com/office/word/2018/wordml/cex" xmlns:w16cid="http://schemas.microsoft.com/office/word/2016/wordml/cid" xmlns:w16="http://schemas.microsoft.com/office/word/2018/wordml" xmlns:w16du="http://schemas.microsoft.com/office/word/2023/wordml/word16du" xmlns:w16sdtdh="http://schemas.microsoft.com/office/word/2020/wordml/sdtdatahash" xmlns:w16sdtfl="http://schemas.microsoft.com/office/word/2024/wordml/sdtformatlock" xmlns:w16se="http://schemas.microsoft.com/office/word/2015/wordml/symex" xmlns:wpg="http://schemas.microsoft.com/office/word/2010/wordprocessingGroup" xmlns:wpi="http://schemas.microsoft.com/office/word/2010/wordprocessingInk" xmlns:wne="http://schemas.microsoft.com/office/word/2006/wordml" xmlns:wps="http://schemas.microsoft.com/office/word/2010/wordprocessingShape" mc:Ignorable="w14 w15 w16se w16cid w16 w16cex w16sdtdh w16sdtfl w16du wp14">
   <w:p>
     <w:pPr>
       <w:pStyle w:val="a5"/>
@@ -53798,7 +53708,7 @@
 </file>
 
 <file path=word/numbering.xml><?xml version="1.0" encoding="utf-8"?>
-<w:numbering xmlns:wpc="http://schemas.microsoft.com/office/word/2010/wordprocessingCanvas" xmlns:cx="http://schemas.microsoft.com/office/drawing/2014/chartex" xmlns:cx1="http://schemas.microsoft.com/office/drawing/2015/9/8/chartex" xmlns:cx2="http://schemas.microsoft.com/office/drawing/2015/10/21/chartex" xmlns:cx3="http://schemas.microsoft.com/office/drawing/2016/5/9/chartex" xmlns:cx4="http://schemas.microsoft.com/office/drawing/2016/5/10/chartex" xmlns:cx5="http://schemas.microsoft.com/office/drawing/2016/5/11/chartex" xmlns:cx6="http://schemas.microsoft.com/office/drawing/2016/5/12/chartex" xmlns:cx7="http://schemas.microsoft.com/office/drawing/2016/5/13/chartex" xmlns:cx8="http://schemas.microsoft.com/office/drawing/2016/5/14/chartex" xmlns:mc="http://schemas.openxmlformats.org/markup-compatibility/2006" xmlns:aink="http://schemas.microsoft.com/office/drawing/2016/ink" xmlns:am3d="http://schemas.microsoft.com/office/drawing/2017/model3d" xmlns:o="urn:schemas-microsoft-com:office:office" xmlns:oel="http://schemas.microsoft.com/office/2019/extlst" xmlns:r="http://schemas.openxmlformats.org/officeDocument/2006/relationships" xmlns:m="http://schemas.openxmlformats.org/officeDocument/2006/math" xmlns:v="urn:schemas-microsoft-com:vml" xmlns:wp14="http://schemas.microsoft.com/office/word/2010/wordprocessingDrawing" xmlns:wp="http://schemas.openxmlformats.org/drawingml/2006/wordprocessingDrawing" xmlns:w10="urn:schemas-microsoft-com:office:word" xmlns:w="http://schemas.openxmlformats.org/wordprocessingml/2006/main" xmlns:w14="http://schemas.microsoft.com/office/word/2010/wordml" xmlns:w15="http://schemas.microsoft.com/office/word/2012/wordml" xmlns:w16cex="http://schemas.microsoft.com/office/word/2018/wordml/cex" xmlns:w16cid="http://schemas.microsoft.com/office/word/2016/wordml/cid" xmlns:w16="http://schemas.microsoft.com/office/word/2018/wordml" xmlns:w16sdtdh="http://schemas.microsoft.com/office/word/2020/wordml/sdtdatahash" xmlns:w16se="http://schemas.microsoft.com/office/word/2015/wordml/symex" xmlns:wpg="http://schemas.microsoft.com/office/word/2010/wordprocessingGroup" xmlns:wpi="http://schemas.microsoft.com/office/word/2010/wordprocessingInk" xmlns:wne="http://schemas.microsoft.com/office/word/2006/wordml" xmlns:wps="http://schemas.microsoft.com/office/word/2010/wordprocessingShape" mc:Ignorable="w14 w15 w16se w16cid w16 w16cex w16sdtdh wp14">
+<w:numbering xmlns:wpc="http://schemas.microsoft.com/office/word/2010/wordprocessingCanvas" xmlns:cx="http://schemas.microsoft.com/office/drawing/2014/chartex" xmlns:cx1="http://schemas.microsoft.com/office/drawing/2015/9/8/chartex" xmlns:cx2="http://schemas.microsoft.com/office/drawing/2015/10/21/chartex" xmlns:cx3="http://schemas.microsoft.com/office/drawing/2016/5/9/chartex" xmlns:cx4="http://schemas.microsoft.com/office/drawing/2016/5/10/chartex" xmlns:cx5="http://schemas.microsoft.com/office/drawing/2016/5/11/chartex" xmlns:cx6="http://schemas.microsoft.com/office/drawing/2016/5/12/chartex" xmlns:cx7="http://schemas.microsoft.com/office/drawing/2016/5/13/chartex" xmlns:cx8="http://schemas.microsoft.com/office/drawing/2016/5/14/chartex" xmlns:mc="http://schemas.openxmlformats.org/markup-compatibility/2006" xmlns:aink="http://schemas.microsoft.com/office/drawing/2016/ink" xmlns:am3d="http://schemas.microsoft.com/office/drawing/2017/model3d" xmlns:o="urn:schemas-microsoft-com:office:office" xmlns:oel="http://schemas.microsoft.com/office/2019/extlst" xmlns:r="http://schemas.openxmlformats.org/officeDocument/2006/relationships" xmlns:m="http://schemas.openxmlformats.org/officeDocument/2006/math" xmlns:v="urn:schemas-microsoft-com:vml" xmlns:wp14="http://schemas.microsoft.com/office/word/2010/wordprocessingDrawing" xmlns:wp="http://schemas.openxmlformats.org/drawingml/2006/wordprocessingDrawing" xmlns:w10="urn:schemas-microsoft-com:office:word" xmlns:w="http://schemas.openxmlformats.org/wordprocessingml/2006/main" xmlns:w14="http://schemas.microsoft.com/office/word/2010/wordml" xmlns:w15="http://schemas.microsoft.com/office/word/2012/wordml" xmlns:w16cex="http://schemas.microsoft.com/office/word/2018/wordml/cex" xmlns:w16cid="http://schemas.microsoft.com/office/word/2016/wordml/cid" xmlns:w16="http://schemas.microsoft.com/office/word/2018/wordml" xmlns:w16du="http://schemas.microsoft.com/office/word/2023/wordml/word16du" xmlns:w16sdtdh="http://schemas.microsoft.com/office/word/2020/wordml/sdtdatahash" xmlns:w16sdtfl="http://schemas.microsoft.com/office/word/2024/wordml/sdtformatlock" xmlns:w16se="http://schemas.microsoft.com/office/word/2015/wordml/symex" xmlns:wpg="http://schemas.microsoft.com/office/word/2010/wordprocessingGroup" xmlns:wpi="http://schemas.microsoft.com/office/word/2010/wordprocessingInk" xmlns:wne="http://schemas.microsoft.com/office/word/2006/wordml" xmlns:wps="http://schemas.microsoft.com/office/word/2010/wordprocessingShape" mc:Ignorable="w14 w15 w16se w16cid w16 w16cex w16sdtdh w16sdtfl w16du wp14">
   <w:abstractNum w:abstractNumId="0" w15:restartNumberingAfterBreak="0">
     <w:nsid w:val="0000A991"/>
     <w:multiLevelType w:val="multilevel"/>
@@ -58535,7 +58445,7 @@
 </file>
 
 <file path=word/styles.xml><?xml version="1.0" encoding="utf-8"?>
-<w:styles xmlns:mc="http://schemas.openxmlformats.org/markup-compatibility/2006" xmlns:r="http://schemas.openxmlformats.org/officeDocument/2006/relationships" xmlns:w="http://schemas.openxmlformats.org/wordprocessingml/2006/main" xmlns:w14="http://schemas.microsoft.com/office/word/2010/wordml" xmlns:w15="http://schemas.microsoft.com/office/word/2012/wordml" xmlns:w16cex="http://schemas.microsoft.com/office/word/2018/wordml/cex" xmlns:w16cid="http://schemas.microsoft.com/office/word/2016/wordml/cid" xmlns:w16="http://schemas.microsoft.com/office/word/2018/wordml" xmlns:w16sdtdh="http://schemas.microsoft.com/office/word/2020/wordml/sdtdatahash" xmlns:w16se="http://schemas.microsoft.com/office/word/2015/wordml/symex" mc:Ignorable="w14 w15 w16se w16cid w16 w16cex w16sdtdh">
+<w:styles xmlns:mc="http://schemas.openxmlformats.org/markup-compatibility/2006" xmlns:r="http://schemas.openxmlformats.org/officeDocument/2006/relationships" xmlns:w="http://schemas.openxmlformats.org/wordprocessingml/2006/main" xmlns:w14="http://schemas.microsoft.com/office/word/2010/wordml" xmlns:w15="http://schemas.microsoft.com/office/word/2012/wordml" xmlns:w16cex="http://schemas.microsoft.com/office/word/2018/wordml/cex" xmlns:w16cid="http://schemas.microsoft.com/office/word/2016/wordml/cid" xmlns:w16="http://schemas.microsoft.com/office/word/2018/wordml" xmlns:w16du="http://schemas.microsoft.com/office/word/2023/wordml/word16du" xmlns:w16sdtdh="http://schemas.microsoft.com/office/word/2020/wordml/sdtdatahash" xmlns:w16sdtfl="http://schemas.microsoft.com/office/word/2024/wordml/sdtformatlock" xmlns:w16se="http://schemas.microsoft.com/office/word/2015/wordml/symex" mc:Ignorable="w14 w15 w16se w16cid w16 w16cex w16sdtdh w16sdtfl w16du">
   <w:docDefaults>
     <w:rPrDefault>
       <w:rPr>
@@ -60120,7 +60030,7 @@
 </file>
 
 <file path=word/glossary/document.xml><?xml version="1.0" encoding="utf-8"?>
-<w:glossaryDocument xmlns:wpc="http://schemas.microsoft.com/office/word/2010/wordprocessingCanvas" xmlns:cx="http://schemas.microsoft.com/office/drawing/2014/chartex" xmlns:cx1="http://schemas.microsoft.com/office/drawing/2015/9/8/chartex" xmlns:cx2="http://schemas.microsoft.com/office/drawing/2015/10/21/chartex" xmlns:cx3="http://schemas.microsoft.com/office/drawing/2016/5/9/chartex" xmlns:cx4="http://schemas.microsoft.com/office/drawing/2016/5/10/chartex" xmlns:cx5="http://schemas.microsoft.com/office/drawing/2016/5/11/chartex" xmlns:cx6="http://schemas.microsoft.com/office/drawing/2016/5/12/chartex" xmlns:cx7="http://schemas.microsoft.com/office/drawing/2016/5/13/chartex" xmlns:cx8="http://schemas.microsoft.com/office/drawing/2016/5/14/chartex" xmlns:mc="http://schemas.openxmlformats.org/markup-compatibility/2006" xmlns:aink="http://schemas.microsoft.com/office/drawing/2016/ink" xmlns:am3d="http://schemas.microsoft.com/office/drawing/2017/model3d" xmlns:o="urn:schemas-microsoft-com:office:office" xmlns:oel="http://schemas.microsoft.com/office/2019/extlst" xmlns:r="http://schemas.openxmlformats.org/officeDocument/2006/relationships" xmlns:m="http://schemas.openxmlformats.org/officeDocument/2006/math" xmlns:v="urn:schemas-microsoft-com:vml" xmlns:wp14="http://schemas.microsoft.com/office/word/2010/wordprocessingDrawing" xmlns:wp="http://schemas.openxmlformats.org/drawingml/2006/wordprocessingDrawing" xmlns:w10="urn:schemas-microsoft-com:office:word" xmlns:w="http://schemas.openxmlformats.org/wordprocessingml/2006/main" xmlns:w14="http://schemas.microsoft.com/office/word/2010/wordml" xmlns:w15="http://schemas.microsoft.com/office/word/2012/wordml" xmlns:w16cex="http://schemas.microsoft.com/office/word/2018/wordml/cex" xmlns:w16cid="http://schemas.microsoft.com/office/word/2016/wordml/cid" xmlns:w16="http://schemas.microsoft.com/office/word/2018/wordml" xmlns:w16sdtdh="http://schemas.microsoft.com/office/word/2020/wordml/sdtdatahash" xmlns:w16se="http://schemas.microsoft.com/office/word/2015/wordml/symex" xmlns:wpg="http://schemas.microsoft.com/office/word/2010/wordprocessingGroup" xmlns:wpi="http://schemas.microsoft.com/office/word/2010/wordprocessingInk" xmlns:wne="http://schemas.microsoft.com/office/word/2006/wordml" xmlns:wps="http://schemas.microsoft.com/office/word/2010/wordprocessingShape" mc:Ignorable="w14 w15 w16se w16cid w16 w16cex w16sdtdh wp14">
+<w:glossaryDocument xmlns:wpc="http://schemas.microsoft.com/office/word/2010/wordprocessingCanvas" xmlns:cx="http://schemas.microsoft.com/office/drawing/2014/chartex" xmlns:cx1="http://schemas.microsoft.com/office/drawing/2015/9/8/chartex" xmlns:cx2="http://schemas.microsoft.com/office/drawing/2015/10/21/chartex" xmlns:cx3="http://schemas.microsoft.com/office/drawing/2016/5/9/chartex" xmlns:cx4="http://schemas.microsoft.com/office/drawing/2016/5/10/chartex" xmlns:cx5="http://schemas.microsoft.com/office/drawing/2016/5/11/chartex" xmlns:cx6="http://schemas.microsoft.com/office/drawing/2016/5/12/chartex" xmlns:cx7="http://schemas.microsoft.com/office/drawing/2016/5/13/chartex" xmlns:cx8="http://schemas.microsoft.com/office/drawing/2016/5/14/chartex" xmlns:mc="http://schemas.openxmlformats.org/markup-compatibility/2006" xmlns:aink="http://schemas.microsoft.com/office/drawing/2016/ink" xmlns:am3d="http://schemas.microsoft.com/office/drawing/2017/model3d" xmlns:o="urn:schemas-microsoft-com:office:office" xmlns:oel="http://schemas.microsoft.com/office/2019/extlst" xmlns:r="http://schemas.openxmlformats.org/officeDocument/2006/relationships" xmlns:m="http://schemas.openxmlformats.org/officeDocument/2006/math" xmlns:v="urn:schemas-microsoft-com:vml" xmlns:wp14="http://schemas.microsoft.com/office/word/2010/wordprocessingDrawing" xmlns:wp="http://schemas.openxmlformats.org/drawingml/2006/wordprocessingDrawing" xmlns:w10="urn:schemas-microsoft-com:office:word" xmlns:w="http://schemas.openxmlformats.org/wordprocessingml/2006/main" xmlns:w14="http://schemas.microsoft.com/office/word/2010/wordml" xmlns:w15="http://schemas.microsoft.com/office/word/2012/wordml" xmlns:w16cex="http://schemas.microsoft.com/office/word/2018/wordml/cex" xmlns:w16cid="http://schemas.microsoft.com/office/word/2016/wordml/cid" xmlns:w16="http://schemas.microsoft.com/office/word/2018/wordml" xmlns:w16du="http://schemas.microsoft.com/office/word/2023/wordml/word16du" xmlns:w16sdtdh="http://schemas.microsoft.com/office/word/2020/wordml/sdtdatahash" xmlns:w16sdtfl="http://schemas.microsoft.com/office/word/2024/wordml/sdtformatlock" xmlns:w16se="http://schemas.microsoft.com/office/word/2015/wordml/symex" xmlns:wpg="http://schemas.microsoft.com/office/word/2010/wordprocessingGroup" xmlns:wpi="http://schemas.microsoft.com/office/word/2010/wordprocessingInk" xmlns:wne="http://schemas.microsoft.com/office/word/2006/wordml" xmlns:wps="http://schemas.microsoft.com/office/word/2010/wordprocessingShape" mc:Ignorable="w14 w15 w16se w16cid w16 w16cex w16sdtdh w16sdtfl w16du wp14">
   <w:docParts>
     <w:docPart>
       <w:docPartPr>
@@ -60154,7 +60064,7 @@
 </file>
 
 <file path=word/glossary/fontTable.xml><?xml version="1.0" encoding="utf-8"?>
-<w:fonts xmlns:mc="http://schemas.openxmlformats.org/markup-compatibility/2006" xmlns:r="http://schemas.openxmlformats.org/officeDocument/2006/relationships" xmlns:w="http://schemas.openxmlformats.org/wordprocessingml/2006/main" xmlns:w14="http://schemas.microsoft.com/office/word/2010/wordml" xmlns:w15="http://schemas.microsoft.com/office/word/2012/wordml" xmlns:w16cex="http://schemas.microsoft.com/office/word/2018/wordml/cex" xmlns:w16cid="http://schemas.microsoft.com/office/word/2016/wordml/cid" xmlns:w16="http://schemas.microsoft.com/office/word/2018/wordml" xmlns:w16sdtdh="http://schemas.microsoft.com/office/word/2020/wordml/sdtdatahash" xmlns:w16se="http://schemas.microsoft.com/office/word/2015/wordml/symex" mc:Ignorable="w14 w15 w16se w16cid w16 w16cex w16sdtdh">
+<w:fonts xmlns:mc="http://schemas.openxmlformats.org/markup-compatibility/2006" xmlns:r="http://schemas.openxmlformats.org/officeDocument/2006/relationships" xmlns:w="http://schemas.openxmlformats.org/wordprocessingml/2006/main" xmlns:w14="http://schemas.microsoft.com/office/word/2010/wordml" xmlns:w15="http://schemas.microsoft.com/office/word/2012/wordml" xmlns:w16cex="http://schemas.microsoft.com/office/word/2018/wordml/cex" xmlns:w16cid="http://schemas.microsoft.com/office/word/2016/wordml/cid" xmlns:w16="http://schemas.microsoft.com/office/word/2018/wordml" xmlns:w16du="http://schemas.microsoft.com/office/word/2023/wordml/word16du" xmlns:w16sdtdh="http://schemas.microsoft.com/office/word/2020/wordml/sdtdatahash" xmlns:w16sdtfl="http://schemas.microsoft.com/office/word/2024/wordml/sdtformatlock" xmlns:w16se="http://schemas.microsoft.com/office/word/2015/wordml/symex" mc:Ignorable="w14 w15 w16se w16cid w16 w16cex w16sdtdh w16sdtfl w16du">
   <w:font w:name="Symbol">
     <w:panose1 w:val="05050102010706020507"/>
     <w:charset w:val="02"/>
@@ -60275,7 +60185,7 @@
 </file>
 
 <file path=word/glossary/settings.xml><?xml version="1.0" encoding="utf-8"?>
-<w:settings xmlns:mc="http://schemas.openxmlformats.org/markup-compatibility/2006" xmlns:o="urn:schemas-microsoft-com:office:office" xmlns:r="http://schemas.openxmlformats.org/officeDocument/2006/relationships" xmlns:m="http://schemas.openxmlformats.org/officeDocument/2006/math" xmlns:v="urn:schemas-microsoft-com:vml" xmlns:w10="urn:schemas-microsoft-com:office:word" xmlns:w="http://schemas.openxmlformats.org/wordprocessingml/2006/main" xmlns:w14="http://schemas.microsoft.com/office/word/2010/wordml" xmlns:w15="http://schemas.microsoft.com/office/word/2012/wordml" xmlns:w16cex="http://schemas.microsoft.com/office/word/2018/wordml/cex" xmlns:w16cid="http://schemas.microsoft.com/office/word/2016/wordml/cid" xmlns:w16="http://schemas.microsoft.com/office/word/2018/wordml" xmlns:w16sdtdh="http://schemas.microsoft.com/office/word/2020/wordml/sdtdatahash" xmlns:w16se="http://schemas.microsoft.com/office/word/2015/wordml/symex" xmlns:sl="http://schemas.openxmlformats.org/schemaLibrary/2006/main" mc:Ignorable="w14 w15 w16se w16cid w16 w16cex w16sdtdh">
+<w:settings xmlns:mc="http://schemas.openxmlformats.org/markup-compatibility/2006" xmlns:o="urn:schemas-microsoft-com:office:office" xmlns:r="http://schemas.openxmlformats.org/officeDocument/2006/relationships" xmlns:m="http://schemas.openxmlformats.org/officeDocument/2006/math" xmlns:v="urn:schemas-microsoft-com:vml" xmlns:w10="urn:schemas-microsoft-com:office:word" xmlns:w="http://schemas.openxmlformats.org/wordprocessingml/2006/main" xmlns:w14="http://schemas.microsoft.com/office/word/2010/wordml" xmlns:w15="http://schemas.microsoft.com/office/word/2012/wordml" xmlns:w16cex="http://schemas.microsoft.com/office/word/2018/wordml/cex" xmlns:w16cid="http://schemas.microsoft.com/office/word/2016/wordml/cid" xmlns:w16="http://schemas.microsoft.com/office/word/2018/wordml" xmlns:w16du="http://schemas.microsoft.com/office/word/2023/wordml/word16du" xmlns:w16sdtdh="http://schemas.microsoft.com/office/word/2020/wordml/sdtdatahash" xmlns:w16sdtfl="http://schemas.microsoft.com/office/word/2024/wordml/sdtformatlock" xmlns:w16se="http://schemas.microsoft.com/office/word/2015/wordml/symex" xmlns:sl="http://schemas.openxmlformats.org/schemaLibrary/2006/main" mc:Ignorable="w14 w15 w16se w16cid w16 w16cex w16sdtdh w16sdtfl w16du">
   <w:view w:val="normal"/>
   <w:bordersDoNotSurroundHeader/>
   <w:bordersDoNotSurroundFooter/>
@@ -60335,8 +60245,10 @@
     <w:rsid w:val="00D57A6F"/>
     <w:rsid w:val="00D66529"/>
     <w:rsid w:val="00D75513"/>
+    <w:rsid w:val="00E95687"/>
     <w:rsid w:val="00E9649B"/>
     <w:rsid w:val="00F57D96"/>
+    <w:rsid w:val="00FD62BE"/>
   </w:rsids>
   <m:mathPr>
     <m:mathFont m:val="Cambria Math"/>
@@ -60360,7 +60272,7 @@
 </file>
 
 <file path=word/glossary/styles.xml><?xml version="1.0" encoding="utf-8"?>
-<w:styles xmlns:mc="http://schemas.openxmlformats.org/markup-compatibility/2006" xmlns:r="http://schemas.openxmlformats.org/officeDocument/2006/relationships" xmlns:w="http://schemas.openxmlformats.org/wordprocessingml/2006/main" xmlns:w14="http://schemas.microsoft.com/office/word/2010/wordml" xmlns:w15="http://schemas.microsoft.com/office/word/2012/wordml" xmlns:w16cex="http://schemas.microsoft.com/office/word/2018/wordml/cex" xmlns:w16cid="http://schemas.microsoft.com/office/word/2016/wordml/cid" xmlns:w16="http://schemas.microsoft.com/office/word/2018/wordml" xmlns:w16sdtdh="http://schemas.microsoft.com/office/word/2020/wordml/sdtdatahash" xmlns:w16se="http://schemas.microsoft.com/office/word/2015/wordml/symex" mc:Ignorable="w14 w15 w16se w16cid w16 w16cex w16sdtdh">
+<w:styles xmlns:mc="http://schemas.openxmlformats.org/markup-compatibility/2006" xmlns:r="http://schemas.openxmlformats.org/officeDocument/2006/relationships" xmlns:w="http://schemas.openxmlformats.org/wordprocessingml/2006/main" xmlns:w14="http://schemas.microsoft.com/office/word/2010/wordml" xmlns:w15="http://schemas.microsoft.com/office/word/2012/wordml" xmlns:w16cex="http://schemas.microsoft.com/office/word/2018/wordml/cex" xmlns:w16cid="http://schemas.microsoft.com/office/word/2016/wordml/cid" xmlns:w16="http://schemas.microsoft.com/office/word/2018/wordml" xmlns:w16du="http://schemas.microsoft.com/office/word/2023/wordml/word16du" xmlns:w16sdtdh="http://schemas.microsoft.com/office/word/2020/wordml/sdtdatahash" xmlns:w16sdtfl="http://schemas.microsoft.com/office/word/2024/wordml/sdtformatlock" xmlns:w16se="http://schemas.microsoft.com/office/word/2015/wordml/symex" mc:Ignorable="w14 w15 w16se w16cid w16 w16cex w16sdtdh w16sdtfl w16du">
   <w:docDefaults>
     <w:rPrDefault>
       <w:rPr>
@@ -60800,7 +60712,7 @@
 </file>
 
 <file path=word/glossary/webSettings.xml><?xml version="1.0" encoding="utf-8"?>
-<w:webSettings xmlns:mc="http://schemas.openxmlformats.org/markup-compatibility/2006" xmlns:r="http://schemas.openxmlformats.org/officeDocument/2006/relationships" xmlns:w="http://schemas.openxmlformats.org/wordprocessingml/2006/main" xmlns:w14="http://schemas.microsoft.com/office/word/2010/wordml" xmlns:w15="http://schemas.microsoft.com/office/word/2012/wordml" xmlns:w16cex="http://schemas.microsoft.com/office/word/2018/wordml/cex" xmlns:w16cid="http://schemas.microsoft.com/office/word/2016/wordml/cid" xmlns:w16="http://schemas.microsoft.com/office/word/2018/wordml" xmlns:w16sdtdh="http://schemas.microsoft.com/office/word/2020/wordml/sdtdatahash" xmlns:w16se="http://schemas.microsoft.com/office/word/2015/wordml/symex" mc:Ignorable="w14 w15 w16se w16cid w16 w16cex w16sdtdh">
+<w:webSettings xmlns:mc="http://schemas.openxmlformats.org/markup-compatibility/2006" xmlns:r="http://schemas.openxmlformats.org/officeDocument/2006/relationships" xmlns:w="http://schemas.openxmlformats.org/wordprocessingml/2006/main" xmlns:w14="http://schemas.microsoft.com/office/word/2010/wordml" xmlns:w15="http://schemas.microsoft.com/office/word/2012/wordml" xmlns:w16cex="http://schemas.microsoft.com/office/word/2018/wordml/cex" xmlns:w16cid="http://schemas.microsoft.com/office/word/2016/wordml/cid" xmlns:w16="http://schemas.microsoft.com/office/word/2018/wordml" xmlns:w16du="http://schemas.microsoft.com/office/word/2023/wordml/word16du" xmlns:w16sdtdh="http://schemas.microsoft.com/office/word/2020/wordml/sdtdatahash" xmlns:w16sdtfl="http://schemas.microsoft.com/office/word/2024/wordml/sdtformatlock" xmlns:w16se="http://schemas.microsoft.com/office/word/2015/wordml/symex" mc:Ignorable="w14 w15 w16se w16cid w16 w16cex w16sdtdh w16sdtfl w16du">
   <w:optimizeForBrowser/>
   <w:allowPNG/>
 </w:webSettings>
@@ -61068,6 +60980,15 @@
 </file>
 
 <file path=customXml/item1.xml><?xml version="1.0" encoding="utf-8"?>
+<?mso-contentType ?>
+<FormTemplates xmlns="http://schemas.microsoft.com/sharepoint/v3/contenttype/forms">
+  <Display>DocumentLibraryForm</Display>
+  <Edit>DocumentLibraryForm</Edit>
+  <New>DocumentLibraryForm</New>
+</FormTemplates>
+</file>
+
+<file path=customXml/item2.xml><?xml version="1.0" encoding="utf-8"?>
 <p:properties xmlns:p="http://schemas.microsoft.com/office/2006/metadata/properties" xmlns:xsi="http://www.w3.org/2001/XMLSchema-instance" xmlns:pc="http://schemas.microsoft.com/office/infopath/2007/PartnerControls">
   <documentManagement>
     <TaxCatchAll xmlns="a8bab3fe-4947-4ae3-9d0b-bf9d1436cfea" xsi:nil="true"/>
@@ -61078,20 +60999,7 @@
 </p:properties>
 </file>
 
-<file path=customXml/item2.xml><?xml version="1.0" encoding="utf-8"?>
-<?mso-contentType ?>
-<FormTemplates xmlns="http://schemas.microsoft.com/sharepoint/v3/contenttype/forms">
-  <Display>DocumentLibraryForm</Display>
-  <Edit>DocumentLibraryForm</Edit>
-  <New>DocumentLibraryForm</New>
-</FormTemplates>
-</file>
-
 <file path=customXml/item3.xml><?xml version="1.0" encoding="utf-8"?>
-<b:Sources xmlns:b="http://schemas.openxmlformats.org/officeDocument/2006/bibliography" xmlns="http://schemas.openxmlformats.org/officeDocument/2006/bibliography" SelectedStyle="\APASixthEditionOfficeOnline.xsl" StyleName="APA" Version="6"/>
-</file>
-
-<file path=customXml/item4.xml><?xml version="1.0" encoding="utf-8"?>
 <ct:contentTypeSchema xmlns:ct="http://schemas.microsoft.com/office/2006/metadata/contentType" xmlns:ma="http://schemas.microsoft.com/office/2006/metadata/properties/metaAttributes" ct:_="" ma:_="" ma:contentTypeName="ドキュメント" ma:contentTypeID="0x0101003B4F8114791889469980F6BD1D4A426E" ma:contentTypeVersion="15" ma:contentTypeDescription="新しいドキュメントを作成します。" ma:contentTypeScope="" ma:versionID="fbf8ef0b36d2a168098e62f3e2d8152f">
   <xsd:schema xmlns:xsd="http://www.w3.org/2001/XMLSchema" xmlns:xs="http://www.w3.org/2001/XMLSchema" xmlns:p="http://schemas.microsoft.com/office/2006/metadata/properties" xmlns:ns2="6ba525dd-2346-4861-97cf-9ad8fb3c4c8e" xmlns:ns3="a8bab3fe-4947-4ae3-9d0b-bf9d1436cfea" targetNamespace="http://schemas.microsoft.com/office/2006/metadata/properties" ma:root="true" ma:fieldsID="02f3659bafb3e5514d3a98819c2e193e" ns2:_="" ns3:_="">
     <xsd:import namespace="6ba525dd-2346-4861-97cf-9ad8fb3c4c8e"/>
@@ -61326,24 +61234,11 @@
 </ct:contentTypeSchema>
 </file>
 
-<file path=customXml/itemProps1.xml><?xml version="1.0" encoding="utf-8"?>
-<ds:datastoreItem xmlns:ds="http://schemas.openxmlformats.org/officeDocument/2006/customXml" ds:itemID="{A1C75A28-15F3-4185-B6E3-1A3AAA555919}">
-  <ds:schemaRefs>
-    <ds:schemaRef ds:uri="http://purl.org/dc/dcmitype/"/>
-    <ds:schemaRef ds:uri="http://purl.org/dc/terms/"/>
-    <ds:schemaRef ds:uri="6ba525dd-2346-4861-97cf-9ad8fb3c4c8e"/>
-    <ds:schemaRef ds:uri="http://schemas.microsoft.com/office/2006/documentManagement/types"/>
-    <ds:schemaRef ds:uri="http://purl.org/dc/elements/1.1/"/>
-    <ds:schemaRef ds:uri="http://schemas.microsoft.com/office/infopath/2007/PartnerControls"/>
-    <ds:schemaRef ds:uri="a8bab3fe-4947-4ae3-9d0b-bf9d1436cfea"/>
-    <ds:schemaRef ds:uri="http://schemas.openxmlformats.org/package/2006/metadata/core-properties"/>
-    <ds:schemaRef ds:uri="http://schemas.microsoft.com/office/2006/metadata/properties"/>
-    <ds:schemaRef ds:uri="http://www.w3.org/XML/1998/namespace"/>
-  </ds:schemaRefs>
-</ds:datastoreItem>
+<file path=customXml/item4.xml><?xml version="1.0" encoding="utf-8"?>
+<b:Sources xmlns:b="http://schemas.openxmlformats.org/officeDocument/2006/bibliography" xmlns="http://schemas.openxmlformats.org/officeDocument/2006/bibliography" SelectedStyle="\APASixthEditionOfficeOnline.xsl" StyleName="APA" Version="6"/>
 </file>
 
-<file path=customXml/itemProps2.xml><?xml version="1.0" encoding="utf-8"?>
+<file path=customXml/itemProps1.xml><?xml version="1.0" encoding="utf-8"?>
 <ds:datastoreItem xmlns:ds="http://schemas.openxmlformats.org/officeDocument/2006/customXml" ds:itemID="{C51C2ECE-931D-424B-A4EF-783BBD0D62F6}">
   <ds:schemaRefs>
     <ds:schemaRef ds:uri="http://schemas.microsoft.com/sharepoint/v3/contenttype/forms"/>
@@ -61351,15 +61246,18 @@
 </ds:datastoreItem>
 </file>
 
-<file path=customXml/itemProps3.xml><?xml version="1.0" encoding="utf-8"?>
-<ds:datastoreItem xmlns:ds="http://schemas.openxmlformats.org/officeDocument/2006/customXml" ds:itemID="{1CAFBFE6-2756-4ECE-8DDD-EA96D5A8EAB1}">
+<file path=customXml/itemProps2.xml><?xml version="1.0" encoding="utf-8"?>
+<ds:datastoreItem xmlns:ds="http://schemas.openxmlformats.org/officeDocument/2006/customXml" ds:itemID="{A1C75A28-15F3-4185-B6E3-1A3AAA555919}">
   <ds:schemaRefs>
-    <ds:schemaRef ds:uri="http://schemas.openxmlformats.org/officeDocument/2006/bibliography"/>
+    <ds:schemaRef ds:uri="http://schemas.microsoft.com/office/2006/metadata/properties"/>
+    <ds:schemaRef ds:uri="http://schemas.microsoft.com/office/infopath/2007/PartnerControls"/>
+    <ds:schemaRef ds:uri="a8bab3fe-4947-4ae3-9d0b-bf9d1436cfea"/>
+    <ds:schemaRef ds:uri="6ba525dd-2346-4861-97cf-9ad8fb3c4c8e"/>
   </ds:schemaRefs>
 </ds:datastoreItem>
 </file>
 
-<file path=customXml/itemProps4.xml><?xml version="1.0" encoding="utf-8"?>
+<file path=customXml/itemProps3.xml><?xml version="1.0" encoding="utf-8"?>
 <ds:datastoreItem xmlns:ds="http://schemas.openxmlformats.org/officeDocument/2006/customXml" ds:itemID="{97FF54D0-FB38-4A16-B932-70B40A6E8125}">
   <ds:schemaRefs>
     <ds:schemaRef ds:uri="http://schemas.microsoft.com/office/2006/metadata/contentType"/>
@@ -61376,4 +61274,12 @@
     <ds:schemaRef ds:uri="http://schemas.microsoft.com/internal/obd"/>
   </ds:schemaRefs>
 </ds:datastoreItem>
+</file>
+
+<file path=customXml/itemProps4.xml><?xml version="1.0" encoding="utf-8"?>
+<ds:datastoreItem xmlns:ds="http://schemas.openxmlformats.org/officeDocument/2006/customXml" ds:itemID="{1CAFBFE6-2756-4ECE-8DDD-EA96D5A8EAB1}">
+  <ds:schemaRefs>
+    <ds:schemaRef ds:uri="http://schemas.openxmlformats.org/officeDocument/2006/bibliography"/>
+  </ds:schemaRefs>
+</ds:datastoreItem>
 </file>